--- a/labs/lab02/report/report.docx
+++ b/labs/lab02/report/report.docx
@@ -7,31 +7,31 @@
         <w:pStyle w:val="Title"/>
       </w:pPr>
       <w:r>
-        <w:t xml:space="preserve">Шаблон</w:t>
+        <w:t xml:space="preserve">Отчёта</w:t>
       </w:r>
       <w:r>
         <w:t xml:space="preserve"> </w:t>
       </w:r>
       <w:r>
-        <w:t xml:space="preserve">отчёта</w:t>
+        <w:t xml:space="preserve">по</w:t>
       </w:r>
       <w:r>
         <w:t xml:space="preserve"> </w:t>
       </w:r>
       <w:r>
-        <w:t xml:space="preserve">по</w:t>
+        <w:t xml:space="preserve">лабораторной</w:t>
       </w:r>
       <w:r>
         <w:t xml:space="preserve"> </w:t>
       </w:r>
       <w:r>
-        <w:t xml:space="preserve">лабораторной</w:t>
+        <w:t xml:space="preserve">работе</w:t>
       </w:r>
       <w:r>
         <w:t xml:space="preserve"> </w:t>
       </w:r>
       <w:r>
-        <w:t xml:space="preserve">работе</w:t>
+        <w:t xml:space="preserve">2</w:t>
       </w:r>
     </w:p>
     <w:p>
@@ -39,13 +39,43 @@
         <w:pStyle w:val="Subtitle"/>
       </w:pPr>
       <w:r>
-        <w:t xml:space="preserve">Простейший</w:t>
+        <w:t xml:space="preserve">Дискреционное</w:t>
       </w:r>
       <w:r>
         <w:t xml:space="preserve"> </w:t>
       </w:r>
       <w:r>
-        <w:t xml:space="preserve">вариант</w:t>
+        <w:t xml:space="preserve">разграничение</w:t>
+      </w:r>
+      <w:r>
+        <w:t xml:space="preserve"> </w:t>
+      </w:r>
+      <w:r>
+        <w:t xml:space="preserve">правил</w:t>
+      </w:r>
+      <w:r>
+        <w:t xml:space="preserve"> </w:t>
+      </w:r>
+      <w:r>
+        <w:t xml:space="preserve">в</w:t>
+      </w:r>
+      <w:r>
+        <w:t xml:space="preserve"> </w:t>
+      </w:r>
+      <w:r>
+        <w:t xml:space="preserve">Linux.</w:t>
+      </w:r>
+      <w:r>
+        <w:t xml:space="preserve"> </w:t>
+      </w:r>
+      <w:r>
+        <w:t xml:space="preserve">Основные</w:t>
+      </w:r>
+      <w:r>
+        <w:t xml:space="preserve"> </w:t>
+      </w:r>
+      <w:r>
+        <w:t xml:space="preserve">артрибуты</w:t>
       </w:r>
     </w:p>
     <w:p>
@@ -53,19 +83,19 @@
         <w:pStyle w:val="Author"/>
       </w:pPr>
       <w:r>
-        <w:t xml:space="preserve">Дмитрий</w:t>
+        <w:t xml:space="preserve">Гомес</w:t>
       </w:r>
       <w:r>
         <w:t xml:space="preserve"> </w:t>
       </w:r>
       <w:r>
-        <w:t xml:space="preserve">Сергеевич</w:t>
+        <w:t xml:space="preserve">Лопес</w:t>
       </w:r>
       <w:r>
         <w:t xml:space="preserve"> </w:t>
       </w:r>
       <w:r>
-        <w:t xml:space="preserve">Кулябов</w:t>
+        <w:t xml:space="preserve">Теофания</w:t>
       </w:r>
     </w:p>
     <w:sdt>
@@ -117,45 +147,7 @@
         <w:pStyle w:val="FirstParagraph"/>
       </w:pPr>
       <w:r>
-        <w:t xml:space="preserve">Здесь приводится формулировка цели лабораторной работы. Формулировки</w:t>
-      </w:r>
-      <w:r>
-        <w:t xml:space="preserve"> </w:t>
-      </w:r>
-      <w:r>
-        <w:t xml:space="preserve">цели для каждой лабораторной работы приведены в методических</w:t>
-      </w:r>
-      <w:r>
-        <w:t xml:space="preserve"> </w:t>
-      </w:r>
-      <w:r>
-        <w:t xml:space="preserve">указаниях.</w:t>
-      </w:r>
-    </w:p>
-    <w:p>
-      <w:pPr>
-        <w:pStyle w:val="BodyText"/>
-      </w:pPr>
-      <w:r>
-        <w:t xml:space="preserve">Цель данного шаблона — максимально упростить подготовку отчётов по</w:t>
-      </w:r>
-      <w:r>
-        <w:t xml:space="preserve"> </w:t>
-      </w:r>
-      <w:r>
-        <w:t xml:space="preserve">лабораторным работам. Модифицируя данный шаблон, студенты смогут без</w:t>
-      </w:r>
-      <w:r>
-        <w:t xml:space="preserve"> </w:t>
-      </w:r>
-      <w:r>
-        <w:t xml:space="preserve">труда подготовить отчёт по лабораторным работам, а также познакомиться</w:t>
-      </w:r>
-      <w:r>
-        <w:t xml:space="preserve"> </w:t>
-      </w:r>
-      <w:r>
-        <w:t xml:space="preserve">с основными возможностями разметки Markdown.</w:t>
+        <w:t xml:space="preserve">Получить практические навыки работы с правами доступа к файлам в консоли Linux и понять, как работает дискреционное управление доступом.</w:t>
       </w:r>
     </w:p>
     <w:bookmarkEnd w:id="20"/>
@@ -179,20 +171,30 @@
     </w:p>
     <w:p>
       <w:pPr>
-        <w:pStyle w:val="FirstParagraph"/>
-      </w:pPr>
-      <w:r>
-        <w:t xml:space="preserve">Здесь приводится описание задания в соответствии с рекомендациями</w:t>
-      </w:r>
-      <w:r>
-        <w:t xml:space="preserve"> </w:t>
-      </w:r>
-      <w:r>
-        <w:t xml:space="preserve">методического пособия и выданным вариантом.</w:t>
+        <w:numPr>
+          <w:ilvl w:val="0"/>
+          <w:numId w:val="1001"/>
+        </w:numPr>
+        <w:pStyle w:val="Compact"/>
+      </w:pPr>
+      <w:r>
+        <w:t xml:space="preserve">Работа с атрибутами файлов</w:t>
+      </w:r>
+    </w:p>
+    <w:p>
+      <w:pPr>
+        <w:numPr>
+          <w:ilvl w:val="0"/>
+          <w:numId w:val="1001"/>
+        </w:numPr>
+        <w:pStyle w:val="Compact"/>
+      </w:pPr>
+      <w:r>
+        <w:t xml:space="preserve">Заполнение таблиц</w:t>
       </w:r>
     </w:p>
     <w:bookmarkEnd w:id="21"/>
-    <w:bookmarkStart w:id="22" w:name="теоретическое-введение"/>
+    <w:bookmarkStart w:id="67" w:name="выполнение-лабораторной-работы"/>
     <w:p>
       <w:pPr>
         <w:pStyle w:val="Heading1"/>
@@ -207,367 +209,25 @@
         <w:tab/>
       </w:r>
       <w:r>
-        <w:t xml:space="preserve">Теоретическое введение</w:t>
-      </w:r>
-    </w:p>
-    <w:p>
-      <w:pPr>
-        <w:pStyle w:val="FirstParagraph"/>
-      </w:pPr>
-      <w:r>
-        <w:t xml:space="preserve">Здесь описываются теоретические аспекты, связанные с выполнением работы.</w:t>
-      </w:r>
-    </w:p>
-    <w:p>
-      <w:pPr>
-        <w:pStyle w:val="BodyText"/>
-      </w:pPr>
-      <w:r>
-        <w:t xml:space="preserve">Например, в табл.</w:t>
-      </w:r>
-      <w:r>
-        <w:t xml:space="preserve"> </w:t>
-      </w:r>
-      <w:r>
-        <w:rPr>
-          <w:bCs/>
-          <w:b/>
-        </w:rPr>
-        <w:t xml:space="preserve">¿tbl:std-dir?</w:t>
-      </w:r>
-      <w:r>
-        <w:t xml:space="preserve"> </w:t>
-      </w:r>
-      <w:r>
-        <w:t xml:space="preserve">приведено краткое описание стандартных каталогов Unix.</w:t>
-      </w:r>
-    </w:p>
-    <w:p>
-      <w:pPr>
-        <w:pStyle w:val="TableCaption"/>
-      </w:pPr>
-      <w:r>
-        <w:t xml:space="preserve">Описание некоторых каталогов файловой системы GNU Linux {#tbl:std-dir}</w:t>
-      </w:r>
-    </w:p>
-    <w:tbl>
-      <w:tblPr>
-        <w:tblStyle w:val="Table"/>
-        <w:tblW w:type="pct" w:w="5000"/>
-        <w:tblLook w:firstRow="1" w:lastRow="0" w:firstColumn="0" w:lastColumn="0" w:noHBand="0" w:noVBand="0" w:val="0020"/>
-        <w:jc w:val="start"/>
-        <w:tblLayout w:type="fixed"/>
-        <w:tblCaption w:val="Описание некоторых каталогов файловой системы GNU Linux {#tbl:std-dir}"/>
-      </w:tblPr>
-      <w:tblGrid>
-        <w:gridCol w:w="803"/>
-        <w:gridCol w:w="7116"/>
-      </w:tblGrid>
-      <w:tr>
-        <w:trPr>
-          <w:tblHeader w:val="true"/>
-        </w:trPr>
-        <w:tc>
-          <w:tcPr/>
-          <w:p>
-            <w:pPr>
-              <w:pStyle w:val="Compact"/>
-              <w:jc w:val="left"/>
-            </w:pPr>
-            <w:r>
-              <w:t xml:space="preserve">Имя каталога</w:t>
-            </w:r>
-          </w:p>
-        </w:tc>
-        <w:tc>
-          <w:tcPr/>
-          <w:p>
-            <w:pPr>
-              <w:pStyle w:val="Compact"/>
-              <w:jc w:val="left"/>
-            </w:pPr>
-            <w:r>
-              <w:t xml:space="preserve">Описание каталога</w:t>
-            </w:r>
-          </w:p>
-        </w:tc>
-      </w:tr>
-      <w:tr>
-        <w:tc>
-          <w:tcPr/>
-          <w:p>
-            <w:pPr>
-              <w:pStyle w:val="Compact"/>
-              <w:jc w:val="left"/>
-            </w:pPr>
-            <w:r>
-              <w:rPr>
-                <w:rStyle w:val="VerbatimChar"/>
-              </w:rPr>
-              <w:t xml:space="preserve">/</w:t>
-            </w:r>
-          </w:p>
-        </w:tc>
-        <w:tc>
-          <w:tcPr/>
-          <w:p>
-            <w:pPr>
-              <w:pStyle w:val="Compact"/>
-              <w:jc w:val="left"/>
-            </w:pPr>
-            <w:r>
-              <w:t xml:space="preserve">Корневая директория, содержащая всю файловую</w:t>
-            </w:r>
-          </w:p>
-        </w:tc>
-      </w:tr>
-      <w:tr>
-        <w:tc>
-          <w:tcPr/>
-          <w:p>
-            <w:pPr>
-              <w:pStyle w:val="Compact"/>
-              <w:jc w:val="left"/>
-            </w:pPr>
-            <w:r>
-              <w:rPr>
-                <w:rStyle w:val="VerbatimChar"/>
-              </w:rPr>
-              <w:t xml:space="preserve">/bin</w:t>
-            </w:r>
-          </w:p>
-        </w:tc>
-        <w:tc>
-          <w:tcPr/>
-          <w:p>
-            <w:pPr>
-              <w:pStyle w:val="Compact"/>
-              <w:jc w:val="left"/>
-            </w:pPr>
-            <w:r>
-              <w:t xml:space="preserve">Основные системные утилиты, необходимые как в однопользовательском режиме, так и при обычной работе всем пользователям</w:t>
-            </w:r>
-          </w:p>
-        </w:tc>
-      </w:tr>
-      <w:tr>
-        <w:tc>
-          <w:tcPr/>
-          <w:p>
-            <w:pPr>
-              <w:pStyle w:val="Compact"/>
-              <w:jc w:val="left"/>
-            </w:pPr>
-            <w:r>
-              <w:rPr>
-                <w:rStyle w:val="VerbatimChar"/>
-              </w:rPr>
-              <w:t xml:space="preserve">/etc</w:t>
-            </w:r>
-          </w:p>
-        </w:tc>
-        <w:tc>
-          <w:tcPr/>
-          <w:p>
-            <w:pPr>
-              <w:pStyle w:val="Compact"/>
-              <w:jc w:val="left"/>
-            </w:pPr>
-            <w:r>
-              <w:t xml:space="preserve">Общесистемные конфигурационные файлы и файлы конфигурации установленных программ</w:t>
-            </w:r>
-          </w:p>
-        </w:tc>
-      </w:tr>
-      <w:tr>
-        <w:tc>
-          <w:tcPr/>
-          <w:p>
-            <w:pPr>
-              <w:pStyle w:val="Compact"/>
-              <w:jc w:val="left"/>
-            </w:pPr>
-            <w:r>
-              <w:rPr>
-                <w:rStyle w:val="VerbatimChar"/>
-              </w:rPr>
-              <w:t xml:space="preserve">/home</w:t>
-            </w:r>
-          </w:p>
-        </w:tc>
-        <w:tc>
-          <w:tcPr/>
-          <w:p>
-            <w:pPr>
-              <w:pStyle w:val="Compact"/>
-              <w:jc w:val="left"/>
-            </w:pPr>
-            <w:r>
-              <w:t xml:space="preserve">Содержит домашние директории пользователей, которые, в свою очередь, содержат персональные настройки и данные пользователя</w:t>
-            </w:r>
-          </w:p>
-        </w:tc>
-      </w:tr>
-      <w:tr>
-        <w:tc>
-          <w:tcPr/>
-          <w:p>
-            <w:pPr>
-              <w:pStyle w:val="Compact"/>
-              <w:jc w:val="left"/>
-            </w:pPr>
-            <w:r>
-              <w:rPr>
-                <w:rStyle w:val="VerbatimChar"/>
-              </w:rPr>
-              <w:t xml:space="preserve">/media</w:t>
-            </w:r>
-          </w:p>
-        </w:tc>
-        <w:tc>
-          <w:tcPr/>
-          <w:p>
-            <w:pPr>
-              <w:pStyle w:val="Compact"/>
-              <w:jc w:val="left"/>
-            </w:pPr>
-            <w:r>
-              <w:t xml:space="preserve">Точки монтирования для сменных носителей</w:t>
-            </w:r>
-          </w:p>
-        </w:tc>
-      </w:tr>
-      <w:tr>
-        <w:tc>
-          <w:tcPr/>
-          <w:p>
-            <w:pPr>
-              <w:pStyle w:val="Compact"/>
-              <w:jc w:val="left"/>
-            </w:pPr>
-            <w:r>
-              <w:rPr>
-                <w:rStyle w:val="VerbatimChar"/>
-              </w:rPr>
-              <w:t xml:space="preserve">/root</w:t>
-            </w:r>
-          </w:p>
-        </w:tc>
-        <w:tc>
-          <w:tcPr/>
-          <w:p>
-            <w:pPr>
-              <w:pStyle w:val="Compact"/>
-              <w:jc w:val="left"/>
-            </w:pPr>
-            <w:r>
-              <w:t xml:space="preserve">Домашняя директория пользователя</w:t>
-            </w:r>
-            <w:r>
-              <w:t xml:space="preserve"> </w:t>
-            </w:r>
-            <w:r>
-              <w:rPr>
-                <w:rStyle w:val="VerbatimChar"/>
-              </w:rPr>
-              <w:t xml:space="preserve">root</w:t>
-            </w:r>
-          </w:p>
-        </w:tc>
-      </w:tr>
-      <w:tr>
-        <w:tc>
-          <w:tcPr/>
-          <w:p>
-            <w:pPr>
-              <w:pStyle w:val="Compact"/>
-              <w:jc w:val="left"/>
-            </w:pPr>
-            <w:r>
-              <w:rPr>
-                <w:rStyle w:val="VerbatimChar"/>
-              </w:rPr>
-              <w:t xml:space="preserve">/tmp</w:t>
-            </w:r>
-          </w:p>
-        </w:tc>
-        <w:tc>
-          <w:tcPr/>
-          <w:p>
-            <w:pPr>
-              <w:pStyle w:val="Compact"/>
-              <w:jc w:val="left"/>
-            </w:pPr>
-            <w:r>
-              <w:t xml:space="preserve">Временные файлы</w:t>
-            </w:r>
-          </w:p>
-        </w:tc>
-      </w:tr>
-      <w:tr>
-        <w:tc>
-          <w:tcPr/>
-          <w:p>
-            <w:pPr>
-              <w:pStyle w:val="Compact"/>
-              <w:jc w:val="left"/>
-            </w:pPr>
-            <w:r>
-              <w:rPr>
-                <w:rStyle w:val="VerbatimChar"/>
-              </w:rPr>
-              <w:t xml:space="preserve">/usr</w:t>
-            </w:r>
-          </w:p>
-        </w:tc>
-        <w:tc>
-          <w:tcPr/>
-          <w:p>
-            <w:pPr>
-              <w:pStyle w:val="Compact"/>
-              <w:jc w:val="left"/>
-            </w:pPr>
-            <w:r>
-              <w:t xml:space="preserve">Вторичная иерархия для данных пользователя</w:t>
-            </w:r>
-          </w:p>
-        </w:tc>
-      </w:tr>
-    </w:tbl>
-    <w:p>
-      <w:pPr>
-        <w:pStyle w:val="BodyText"/>
-      </w:pPr>
-      <w:r>
-        <w:t xml:space="preserve">Более подробно про Unix см. в</w:t>
-      </w:r>
-      <w:r>
-        <w:t xml:space="preserve"> </w:t>
-      </w:r>
-      <w:r>
-        <w:t xml:space="preserve">[1–4]</w:t>
-      </w:r>
-      <w:r>
-        <w:t xml:space="preserve">.</w:t>
-      </w:r>
-    </w:p>
-    <w:bookmarkEnd w:id="22"/>
-    <w:bookmarkStart w:id="26" w:name="выполнение-лабораторной-работы"/>
-    <w:p>
-      <w:pPr>
-        <w:pStyle w:val="Heading1"/>
+        <w:t xml:space="preserve">Выполнение лабораторной работы</w:t>
+      </w:r>
+    </w:p>
+    <w:bookmarkStart w:id="64" w:name="атрибуты-файлов"/>
+    <w:p>
+      <w:pPr>
+        <w:pStyle w:val="Heading2"/>
       </w:pPr>
       <w:r>
         <w:rPr>
           <w:rStyle w:val="SectionNumber"/>
         </w:rPr>
-        <w:t xml:space="preserve">4</w:t>
+        <w:t xml:space="preserve">3.1</w:t>
       </w:r>
       <w:r>
         <w:tab/>
       </w:r>
       <w:r>
-        <w:t xml:space="preserve">Выполнение лабораторной работы</w:t>
+        <w:t xml:space="preserve">Атрибуты файлов</w:t>
       </w:r>
     </w:p>
     <w:p>
@@ -575,7 +235,7 @@
         <w:pStyle w:val="FirstParagraph"/>
       </w:pPr>
       <w:r>
-        <w:t xml:space="preserve">Описываются проведённые действия, в качестве иллюстрации даётся ссылка на иллюстрацию (рис. 1).</w:t>
+        <w:t xml:space="preserve">От имени администратора создаю пользователя guest и задаю ему пароль</w:t>
       </w:r>
     </w:p>
     <w:p>
@@ -585,20 +245,20 @@
       <w:r>
         <w:drawing>
           <wp:inline>
-            <wp:extent cx="3733800" cy="2800350"/>
+            <wp:extent cx="3733800" cy="2489200"/>
             <wp:effectExtent b="0" l="0" r="0" t="0"/>
-            <wp:docPr descr="Рис. 1: Название рисунка" title="" id="24" name="Picture"/>
+            <wp:docPr descr="создание пользователя" title="" id="23" name="Picture"/>
             <a:graphic>
               <a:graphicData uri="http://schemas.openxmlformats.org/drawingml/2006/picture">
                 <pic:pic>
                   <pic:nvPicPr>
-                    <pic:cNvPr descr="image/placeimg_800_600_tech.jpg" id="25" name="Picture"/>
+                    <pic:cNvPr descr="image/1.png" id="24" name="Picture"/>
                     <pic:cNvPicPr>
                       <a:picLocks noChangeArrowheads="1" noChangeAspect="1"/>
                     </pic:cNvPicPr>
                   </pic:nvPicPr>
                   <pic:blipFill>
-                    <a:blip r:embed="rId23"/>
+                    <a:blip r:embed="rId22"/>
                     <a:stretch>
                       <a:fillRect/>
                     </a:stretch>
@@ -606,7 +266,7 @@
                   <pic:spPr bwMode="auto">
                     <a:xfrm>
                       <a:off x="0" y="0"/>
-                      <a:ext cx="3733800" cy="2800350"/>
+                      <a:ext cx="3733800" cy="2489200"/>
                     </a:xfrm>
                     <a:prstGeom prst="rect">
                       <a:avLst/>
@@ -630,25 +290,3360 @@
         <w:pStyle w:val="ImageCaption"/>
       </w:pPr>
       <w:r>
-        <w:t xml:space="preserve">Рис. 1: Название рисунка</w:t>
-      </w:r>
-    </w:p>
-    <w:bookmarkEnd w:id="26"/>
-    <w:bookmarkStart w:id="27" w:name="выводы"/>
-    <w:p>
-      <w:pPr>
-        <w:pStyle w:val="Heading1"/>
+        <w:t xml:space="preserve">Рис. 1: создание пользователя</w:t>
+      </w:r>
+    </w:p>
+    <w:p>
+      <w:pPr>
+        <w:pStyle w:val="CaptionedFigure"/>
+      </w:pPr>
+      <w:r>
+        <w:drawing>
+          <wp:inline>
+            <wp:extent cx="3733800" cy="2489200"/>
+            <wp:effectExtent b="0" l="0" r="0" t="0"/>
+            <wp:docPr descr="Добавление пароля для guest" title="" id="26" name="Picture"/>
+            <a:graphic>
+              <a:graphicData uri="http://schemas.openxmlformats.org/drawingml/2006/picture">
+                <pic:pic>
+                  <pic:nvPicPr>
+                    <pic:cNvPr descr="image/2.png" id="27" name="Picture"/>
+                    <pic:cNvPicPr>
+                      <a:picLocks noChangeArrowheads="1" noChangeAspect="1"/>
+                    </pic:cNvPicPr>
+                  </pic:nvPicPr>
+                  <pic:blipFill>
+                    <a:blip r:embed="rId25"/>
+                    <a:stretch>
+                      <a:fillRect/>
+                    </a:stretch>
+                  </pic:blipFill>
+                  <pic:spPr bwMode="auto">
+                    <a:xfrm>
+                      <a:off x="0" y="0"/>
+                      <a:ext cx="3733800" cy="2489200"/>
+                    </a:xfrm>
+                    <a:prstGeom prst="rect">
+                      <a:avLst/>
+                    </a:prstGeom>
+                    <a:noFill/>
+                    <a:ln w="9525">
+                      <a:noFill/>
+                      <a:headEnd/>
+                      <a:tailEnd/>
+                    </a:ln>
+                  </pic:spPr>
+                </pic:pic>
+              </a:graphicData>
+            </a:graphic>
+          </wp:inline>
+        </w:drawing>
+      </w:r>
+    </w:p>
+    <w:p>
+      <w:pPr>
+        <w:pStyle w:val="ImageCaption"/>
+      </w:pPr>
+      <w:r>
+        <w:t xml:space="preserve">Рис. 2: Добавление пароля для guest</w:t>
+      </w:r>
+    </w:p>
+    <w:p>
+      <w:pPr>
+        <w:pStyle w:val="BodyText"/>
+      </w:pPr>
+      <w:r>
+        <w:t xml:space="preserve">Захожу в систему как пользователь guest и выполняю команду pwd, чтобы узнать, где я нахожусь.</w:t>
+      </w:r>
+    </w:p>
+    <w:p>
+      <w:pPr>
+        <w:pStyle w:val="CaptionedFigure"/>
+      </w:pPr>
+      <w:r>
+        <w:drawing>
+          <wp:inline>
+            <wp:extent cx="3733800" cy="2489200"/>
+            <wp:effectExtent b="0" l="0" r="0" t="0"/>
+            <wp:docPr descr="guest" title="" id="29" name="Picture"/>
+            <a:graphic>
+              <a:graphicData uri="http://schemas.openxmlformats.org/drawingml/2006/picture">
+                <pic:pic>
+                  <pic:nvPicPr>
+                    <pic:cNvPr descr="image/3.png" id="30" name="Picture"/>
+                    <pic:cNvPicPr>
+                      <a:picLocks noChangeArrowheads="1" noChangeAspect="1"/>
+                    </pic:cNvPicPr>
+                  </pic:nvPicPr>
+                  <pic:blipFill>
+                    <a:blip r:embed="rId28"/>
+                    <a:stretch>
+                      <a:fillRect/>
+                    </a:stretch>
+                  </pic:blipFill>
+                  <pic:spPr bwMode="auto">
+                    <a:xfrm>
+                      <a:off x="0" y="0"/>
+                      <a:ext cx="3733800" cy="2489200"/>
+                    </a:xfrm>
+                    <a:prstGeom prst="rect">
+                      <a:avLst/>
+                    </a:prstGeom>
+                    <a:noFill/>
+                    <a:ln w="9525">
+                      <a:noFill/>
+                      <a:headEnd/>
+                      <a:tailEnd/>
+                    </a:ln>
+                  </pic:spPr>
+                </pic:pic>
+              </a:graphicData>
+            </a:graphic>
+          </wp:inline>
+        </w:drawing>
+      </w:r>
+    </w:p>
+    <w:p>
+      <w:pPr>
+        <w:pStyle w:val="ImageCaption"/>
+      </w:pPr>
+      <w:r>
+        <w:t xml:space="preserve">Рис. 3: guest</w:t>
+      </w:r>
+    </w:p>
+    <w:p>
+      <w:pPr>
+        <w:pStyle w:val="CaptionedFigure"/>
+      </w:pPr>
+      <w:r>
+        <w:drawing>
+          <wp:inline>
+            <wp:extent cx="3733800" cy="2489200"/>
+            <wp:effectExtent b="0" l="0" r="0" t="0"/>
+            <wp:docPr descr="текущая директория" title="" id="32" name="Picture"/>
+            <a:graphic>
+              <a:graphicData uri="http://schemas.openxmlformats.org/drawingml/2006/picture">
+                <pic:pic>
+                  <pic:nvPicPr>
+                    <pic:cNvPr descr="image/4.png" id="33" name="Picture"/>
+                    <pic:cNvPicPr>
+                      <a:picLocks noChangeArrowheads="1" noChangeAspect="1"/>
+                    </pic:cNvPicPr>
+                  </pic:nvPicPr>
+                  <pic:blipFill>
+                    <a:blip r:embed="rId31"/>
+                    <a:stretch>
+                      <a:fillRect/>
+                    </a:stretch>
+                  </pic:blipFill>
+                  <pic:spPr bwMode="auto">
+                    <a:xfrm>
+                      <a:off x="0" y="0"/>
+                      <a:ext cx="3733800" cy="2489200"/>
+                    </a:xfrm>
+                    <a:prstGeom prst="rect">
+                      <a:avLst/>
+                    </a:prstGeom>
+                    <a:noFill/>
+                    <a:ln w="9525">
+                      <a:noFill/>
+                      <a:headEnd/>
+                      <a:tailEnd/>
+                    </a:ln>
+                  </pic:spPr>
+                </pic:pic>
+              </a:graphicData>
+            </a:graphic>
+          </wp:inline>
+        </w:drawing>
+      </w:r>
+    </w:p>
+    <w:p>
+      <w:pPr>
+        <w:pStyle w:val="ImageCaption"/>
+      </w:pPr>
+      <w:r>
+        <w:t xml:space="preserve">Рис. 4: текущая директория</w:t>
+      </w:r>
+    </w:p>
+    <w:p>
+      <w:pPr>
+        <w:pStyle w:val="BodyText"/>
+      </w:pPr>
+      <w:r>
+        <w:t xml:space="preserve">Уточняю имя пользователя.</w:t>
+      </w:r>
+    </w:p>
+    <w:p>
+      <w:pPr>
+        <w:pStyle w:val="CaptionedFigure"/>
+      </w:pPr>
+      <w:r>
+        <w:drawing>
+          <wp:inline>
+            <wp:extent cx="3733800" cy="2489200"/>
+            <wp:effectExtent b="0" l="0" r="0" t="0"/>
+            <wp:docPr descr="Имя пользователя" title="" id="35" name="Picture"/>
+            <a:graphic>
+              <a:graphicData uri="http://schemas.openxmlformats.org/drawingml/2006/picture">
+                <pic:pic>
+                  <pic:nvPicPr>
+                    <pic:cNvPr descr="image/5.png" id="36" name="Picture"/>
+                    <pic:cNvPicPr>
+                      <a:picLocks noChangeArrowheads="1" noChangeAspect="1"/>
+                    </pic:cNvPicPr>
+                  </pic:nvPicPr>
+                  <pic:blipFill>
+                    <a:blip r:embed="rId34"/>
+                    <a:stretch>
+                      <a:fillRect/>
+                    </a:stretch>
+                  </pic:blipFill>
+                  <pic:spPr bwMode="auto">
+                    <a:xfrm>
+                      <a:off x="0" y="0"/>
+                      <a:ext cx="3733800" cy="2489200"/>
+                    </a:xfrm>
+                    <a:prstGeom prst="rect">
+                      <a:avLst/>
+                    </a:prstGeom>
+                    <a:noFill/>
+                    <a:ln w="9525">
+                      <a:noFill/>
+                      <a:headEnd/>
+                      <a:tailEnd/>
+                    </a:ln>
+                  </pic:spPr>
+                </pic:pic>
+              </a:graphicData>
+            </a:graphic>
+          </wp:inline>
+        </w:drawing>
+      </w:r>
+    </w:p>
+    <w:p>
+      <w:pPr>
+        <w:pStyle w:val="ImageCaption"/>
+      </w:pPr>
+      <w:r>
+        <w:t xml:space="preserve">Рис. 5: Имя пользователя</w:t>
+      </w:r>
+    </w:p>
+    <w:p>
+      <w:pPr>
+        <w:pStyle w:val="BodyText"/>
+      </w:pPr>
+      <w:r>
+        <w:t xml:space="preserve">Groups выводит информция о названии группы, к которой относится пользователь. id выводит больше информации чем groups (имя пользователя и группыб коды группы и пользователя).</w:t>
+      </w:r>
+    </w:p>
+    <w:p>
+      <w:pPr>
+        <w:pStyle w:val="CaptionedFigure"/>
+      </w:pPr>
+      <w:r>
+        <w:drawing>
+          <wp:inline>
+            <wp:extent cx="3733800" cy="2489200"/>
+            <wp:effectExtent b="0" l="0" r="0" t="0"/>
+            <wp:docPr descr="Информация о пользователе" title="" id="38" name="Picture"/>
+            <a:graphic>
+              <a:graphicData uri="http://schemas.openxmlformats.org/drawingml/2006/picture">
+                <pic:pic>
+                  <pic:nvPicPr>
+                    <pic:cNvPr descr="image/6.png" id="39" name="Picture"/>
+                    <pic:cNvPicPr>
+                      <a:picLocks noChangeArrowheads="1" noChangeAspect="1"/>
+                    </pic:cNvPicPr>
+                  </pic:nvPicPr>
+                  <pic:blipFill>
+                    <a:blip r:embed="rId37"/>
+                    <a:stretch>
+                      <a:fillRect/>
+                    </a:stretch>
+                  </pic:blipFill>
+                  <pic:spPr bwMode="auto">
+                    <a:xfrm>
+                      <a:off x="0" y="0"/>
+                      <a:ext cx="3733800" cy="2489200"/>
+                    </a:xfrm>
+                    <a:prstGeom prst="rect">
+                      <a:avLst/>
+                    </a:prstGeom>
+                    <a:noFill/>
+                    <a:ln w="9525">
+                      <a:noFill/>
+                      <a:headEnd/>
+                      <a:tailEnd/>
+                    </a:ln>
+                  </pic:spPr>
+                </pic:pic>
+              </a:graphicData>
+            </a:graphic>
+          </wp:inline>
+        </w:drawing>
+      </w:r>
+    </w:p>
+    <w:p>
+      <w:pPr>
+        <w:pStyle w:val="ImageCaption"/>
+      </w:pPr>
+      <w:r>
+        <w:t xml:space="preserve">Рис. 6: Информация о пользователе</w:t>
+      </w:r>
+    </w:p>
+    <w:p>
+      <w:pPr>
+        <w:pStyle w:val="BodyText"/>
+      </w:pPr>
+      <w:r>
+        <w:t xml:space="preserve">Чтобы просмотреть содержимое файла /etc/passwd, используйте команду cat.</w:t>
+      </w:r>
+    </w:p>
+    <w:p>
+      <w:pPr>
+        <w:pStyle w:val="CaptionedFigure"/>
+      </w:pPr>
+      <w:r>
+        <w:drawing>
+          <wp:inline>
+            <wp:extent cx="3733800" cy="2489200"/>
+            <wp:effectExtent b="0" l="0" r="0" t="0"/>
+            <wp:docPr descr="cat //etc/passwd" title="" id="41" name="Picture"/>
+            <a:graphic>
+              <a:graphicData uri="http://schemas.openxmlformats.org/drawingml/2006/picture">
+                <pic:pic>
+                  <pic:nvPicPr>
+                    <pic:cNvPr descr="image/7.png" id="42" name="Picture"/>
+                    <pic:cNvPicPr>
+                      <a:picLocks noChangeArrowheads="1" noChangeAspect="1"/>
+                    </pic:cNvPicPr>
+                  </pic:nvPicPr>
+                  <pic:blipFill>
+                    <a:blip r:embed="rId40"/>
+                    <a:stretch>
+                      <a:fillRect/>
+                    </a:stretch>
+                  </pic:blipFill>
+                  <pic:spPr bwMode="auto">
+                    <a:xfrm>
+                      <a:off x="0" y="0"/>
+                      <a:ext cx="3733800" cy="2489200"/>
+                    </a:xfrm>
+                    <a:prstGeom prst="rect">
+                      <a:avLst/>
+                    </a:prstGeom>
+                    <a:noFill/>
+                    <a:ln w="9525">
+                      <a:noFill/>
+                      <a:headEnd/>
+                      <a:tailEnd/>
+                    </a:ln>
+                  </pic:spPr>
+                </pic:pic>
+              </a:graphicData>
+            </a:graphic>
+          </wp:inline>
+        </w:drawing>
+      </w:r>
+    </w:p>
+    <w:p>
+      <w:pPr>
+        <w:pStyle w:val="ImageCaption"/>
+      </w:pPr>
+      <w:r>
+        <w:t xml:space="preserve">Рис. 7: cat //etc/passwd</w:t>
+      </w:r>
+    </w:p>
+    <w:p>
+      <w:pPr>
+        <w:pStyle w:val="BodyText"/>
+      </w:pPr>
+      <w:r>
+        <w:t xml:space="preserve">С помощью cat /etc/passwd | grep guest вывожу свою учетную запись и адрес домашней директории.</w:t>
+      </w:r>
+    </w:p>
+    <w:p>
+      <w:pPr>
+        <w:pStyle w:val="CaptionedFigure"/>
+      </w:pPr>
+      <w:r>
+        <w:drawing>
+          <wp:inline>
+            <wp:extent cx="3733800" cy="2489200"/>
+            <wp:effectExtent b="0" l="0" r="0" t="0"/>
+            <wp:docPr descr="Посмотра файла passwd" title="" id="44" name="Picture"/>
+            <a:graphic>
+              <a:graphicData uri="http://schemas.openxmlformats.org/drawingml/2006/picture">
+                <pic:pic>
+                  <pic:nvPicPr>
+                    <pic:cNvPr descr="image/8.png" id="45" name="Picture"/>
+                    <pic:cNvPicPr>
+                      <a:picLocks noChangeArrowheads="1" noChangeAspect="1"/>
+                    </pic:cNvPicPr>
+                  </pic:nvPicPr>
+                  <pic:blipFill>
+                    <a:blip r:embed="rId43"/>
+                    <a:stretch>
+                      <a:fillRect/>
+                    </a:stretch>
+                  </pic:blipFill>
+                  <pic:spPr bwMode="auto">
+                    <a:xfrm>
+                      <a:off x="0" y="0"/>
+                      <a:ext cx="3733800" cy="2489200"/>
+                    </a:xfrm>
+                    <a:prstGeom prst="rect">
+                      <a:avLst/>
+                    </a:prstGeom>
+                    <a:noFill/>
+                    <a:ln w="9525">
+                      <a:noFill/>
+                      <a:headEnd/>
+                      <a:tailEnd/>
+                    </a:ln>
+                  </pic:spPr>
+                </pic:pic>
+              </a:graphicData>
+            </a:graphic>
+          </wp:inline>
+        </w:drawing>
+      </w:r>
+    </w:p>
+    <w:p>
+      <w:pPr>
+        <w:pStyle w:val="ImageCaption"/>
+      </w:pPr>
+      <w:r>
+        <w:t xml:space="preserve">Рис. 8: Посмотра файла passwd</w:t>
+      </w:r>
+    </w:p>
+    <w:p>
+      <w:pPr>
+        <w:pStyle w:val="BodyText"/>
+      </w:pPr>
+      <w:r>
+        <w:t xml:space="preserve">Список поддиректорий в домашней директории получилось вывести с помощью команды ls -l</w:t>
+      </w:r>
+    </w:p>
+    <w:p>
+      <w:pPr>
+        <w:pStyle w:val="CaptionedFigure"/>
+      </w:pPr>
+      <w:r>
+        <w:drawing>
+          <wp:inline>
+            <wp:extent cx="3733800" cy="2489200"/>
+            <wp:effectExtent b="0" l="0" r="0" t="0"/>
+            <wp:docPr descr="Список поддиректорий" title="" id="47" name="Picture"/>
+            <a:graphic>
+              <a:graphicData uri="http://schemas.openxmlformats.org/drawingml/2006/picture">
+                <pic:pic>
+                  <pic:nvPicPr>
+                    <pic:cNvPr descr="image/9.png" id="48" name="Picture"/>
+                    <pic:cNvPicPr>
+                      <a:picLocks noChangeArrowheads="1" noChangeAspect="1"/>
+                    </pic:cNvPicPr>
+                  </pic:nvPicPr>
+                  <pic:blipFill>
+                    <a:blip r:embed="rId46"/>
+                    <a:stretch>
+                      <a:fillRect/>
+                    </a:stretch>
+                  </pic:blipFill>
+                  <pic:spPr bwMode="auto">
+                    <a:xfrm>
+                      <a:off x="0" y="0"/>
+                      <a:ext cx="3733800" cy="2489200"/>
+                    </a:xfrm>
+                    <a:prstGeom prst="rect">
+                      <a:avLst/>
+                    </a:prstGeom>
+                    <a:noFill/>
+                    <a:ln w="9525">
+                      <a:noFill/>
+                      <a:headEnd/>
+                      <a:tailEnd/>
+                    </a:ln>
+                  </pic:spPr>
+                </pic:pic>
+              </a:graphicData>
+            </a:graphic>
+          </wp:inline>
+        </w:drawing>
+      </w:r>
+    </w:p>
+    <w:p>
+      <w:pPr>
+        <w:pStyle w:val="ImageCaption"/>
+      </w:pPr>
+      <w:r>
+        <w:t xml:space="preserve">Рис. 9: Список поддиректорий</w:t>
+      </w:r>
+    </w:p>
+    <w:p>
+      <w:pPr>
+        <w:pStyle w:val="CaptionedFigure"/>
+      </w:pPr>
+      <w:r>
+        <w:drawing>
+          <wp:inline>
+            <wp:extent cx="3733800" cy="2489200"/>
+            <wp:effectExtent b="0" l="0" r="0" t="0"/>
+            <wp:docPr descr="lsattr /home/guest" title="" id="50" name="Picture"/>
+            <a:graphic>
+              <a:graphicData uri="http://schemas.openxmlformats.org/drawingml/2006/picture">
+                <pic:pic>
+                  <pic:nvPicPr>
+                    <pic:cNvPr descr="image/10.png" id="51" name="Picture"/>
+                    <pic:cNvPicPr>
+                      <a:picLocks noChangeArrowheads="1" noChangeAspect="1"/>
+                    </pic:cNvPicPr>
+                  </pic:nvPicPr>
+                  <pic:blipFill>
+                    <a:blip r:embed="rId49"/>
+                    <a:stretch>
+                      <a:fillRect/>
+                    </a:stretch>
+                  </pic:blipFill>
+                  <pic:spPr bwMode="auto">
+                    <a:xfrm>
+                      <a:off x="0" y="0"/>
+                      <a:ext cx="3733800" cy="2489200"/>
+                    </a:xfrm>
+                    <a:prstGeom prst="rect">
+                      <a:avLst/>
+                    </a:prstGeom>
+                    <a:noFill/>
+                    <a:ln w="9525">
+                      <a:noFill/>
+                      <a:headEnd/>
+                      <a:tailEnd/>
+                    </a:ln>
+                  </pic:spPr>
+                </pic:pic>
+              </a:graphicData>
+            </a:graphic>
+          </wp:inline>
+        </w:drawing>
+      </w:r>
+    </w:p>
+    <w:p>
+      <w:pPr>
+        <w:pStyle w:val="ImageCaption"/>
+      </w:pPr>
+      <w:r>
+        <w:t xml:space="preserve">Рис. 10: lsattr /home/guest</w:t>
+      </w:r>
+    </w:p>
+    <w:p>
+      <w:pPr>
+        <w:pStyle w:val="BodyText"/>
+      </w:pPr>
+      <w:r>
+        <w:t xml:space="preserve">Создаю поддиректорию dir1 для домашней директории.</w:t>
+      </w:r>
+    </w:p>
+    <w:p>
+      <w:pPr>
+        <w:pStyle w:val="CaptionedFigure"/>
+      </w:pPr>
+      <w:r>
+        <w:drawing>
+          <wp:inline>
+            <wp:extent cx="3733800" cy="2489200"/>
+            <wp:effectExtent b="0" l="0" r="0" t="0"/>
+            <wp:docPr descr="mkdir dir1" title="" id="53" name="Picture"/>
+            <a:graphic>
+              <a:graphicData uri="http://schemas.openxmlformats.org/drawingml/2006/picture">
+                <pic:pic>
+                  <pic:nvPicPr>
+                    <pic:cNvPr descr="image/11.png" id="54" name="Picture"/>
+                    <pic:cNvPicPr>
+                      <a:picLocks noChangeArrowheads="1" noChangeAspect="1"/>
+                    </pic:cNvPicPr>
+                  </pic:nvPicPr>
+                  <pic:blipFill>
+                    <a:blip r:embed="rId52"/>
+                    <a:stretch>
+                      <a:fillRect/>
+                    </a:stretch>
+                  </pic:blipFill>
+                  <pic:spPr bwMode="auto">
+                    <a:xfrm>
+                      <a:off x="0" y="0"/>
+                      <a:ext cx="3733800" cy="2489200"/>
+                    </a:xfrm>
+                    <a:prstGeom prst="rect">
+                      <a:avLst/>
+                    </a:prstGeom>
+                    <a:noFill/>
+                    <a:ln w="9525">
+                      <a:noFill/>
+                      <a:headEnd/>
+                      <a:tailEnd/>
+                    </a:ln>
+                  </pic:spPr>
+                </pic:pic>
+              </a:graphicData>
+            </a:graphic>
+          </wp:inline>
+        </w:drawing>
+      </w:r>
+    </w:p>
+    <w:p>
+      <w:pPr>
+        <w:pStyle w:val="ImageCaption"/>
+      </w:pPr>
+      <w:r>
+        <w:t xml:space="preserve">Рис. 11: mkdir dir1</w:t>
+      </w:r>
+    </w:p>
+    <w:p>
+      <w:pPr>
+        <w:pStyle w:val="BodyText"/>
+      </w:pPr>
+      <w:r>
+        <w:t xml:space="preserve">Расширенные атрибуты командой lsattr просмотреть у директории не удается, но атрибуты есть: drwxr-xr-x, их удалось просмотреть с помощью команды ls -l</w:t>
+      </w:r>
+    </w:p>
+    <w:p>
+      <w:pPr>
+        <w:pStyle w:val="CaptionedFigure"/>
+      </w:pPr>
+      <w:r>
+        <w:drawing>
+          <wp:inline>
+            <wp:extent cx="3733800" cy="2489200"/>
+            <wp:effectExtent b="0" l="0" r="0" t="0"/>
+            <wp:docPr descr="ls -l" title="" id="56" name="Picture"/>
+            <a:graphic>
+              <a:graphicData uri="http://schemas.openxmlformats.org/drawingml/2006/picture">
+                <pic:pic>
+                  <pic:nvPicPr>
+                    <pic:cNvPr descr="image/12.png" id="57" name="Picture"/>
+                    <pic:cNvPicPr>
+                      <a:picLocks noChangeArrowheads="1" noChangeAspect="1"/>
+                    </pic:cNvPicPr>
+                  </pic:nvPicPr>
+                  <pic:blipFill>
+                    <a:blip r:embed="rId55"/>
+                    <a:stretch>
+                      <a:fillRect/>
+                    </a:stretch>
+                  </pic:blipFill>
+                  <pic:spPr bwMode="auto">
+                    <a:xfrm>
+                      <a:off x="0" y="0"/>
+                      <a:ext cx="3733800" cy="2489200"/>
+                    </a:xfrm>
+                    <a:prstGeom prst="rect">
+                      <a:avLst/>
+                    </a:prstGeom>
+                    <a:noFill/>
+                    <a:ln w="9525">
+                      <a:noFill/>
+                      <a:headEnd/>
+                      <a:tailEnd/>
+                    </a:ln>
+                  </pic:spPr>
+                </pic:pic>
+              </a:graphicData>
+            </a:graphic>
+          </wp:inline>
+        </w:drawing>
+      </w:r>
+    </w:p>
+    <w:p>
+      <w:pPr>
+        <w:pStyle w:val="ImageCaption"/>
+      </w:pPr>
+      <w:r>
+        <w:t xml:space="preserve">Рис. 12: ls -l</w:t>
+      </w:r>
+    </w:p>
+    <w:p>
+      <w:pPr>
+        <w:pStyle w:val="CaptionedFigure"/>
+      </w:pPr>
+      <w:r>
+        <w:drawing>
+          <wp:inline>
+            <wp:extent cx="3733800" cy="2489200"/>
+            <wp:effectExtent b="0" l="0" r="0" t="0"/>
+            <wp:docPr descr="Проверка расширенных атрибутов" title="" id="59" name="Picture"/>
+            <a:graphic>
+              <a:graphicData uri="http://schemas.openxmlformats.org/drawingml/2006/picture">
+                <pic:pic>
+                  <pic:nvPicPr>
+                    <pic:cNvPr descr="image/13.png" id="60" name="Picture"/>
+                    <pic:cNvPicPr>
+                      <a:picLocks noChangeArrowheads="1" noChangeAspect="1"/>
+                    </pic:cNvPicPr>
+                  </pic:nvPicPr>
+                  <pic:blipFill>
+                    <a:blip r:embed="rId58"/>
+                    <a:stretch>
+                      <a:fillRect/>
+                    </a:stretch>
+                  </pic:blipFill>
+                  <pic:spPr bwMode="auto">
+                    <a:xfrm>
+                      <a:off x="0" y="0"/>
+                      <a:ext cx="3733800" cy="2489200"/>
+                    </a:xfrm>
+                    <a:prstGeom prst="rect">
+                      <a:avLst/>
+                    </a:prstGeom>
+                    <a:noFill/>
+                    <a:ln w="9525">
+                      <a:noFill/>
+                      <a:headEnd/>
+                      <a:tailEnd/>
+                    </a:ln>
+                  </pic:spPr>
+                </pic:pic>
+              </a:graphicData>
+            </a:graphic>
+          </wp:inline>
+        </w:drawing>
+      </w:r>
+    </w:p>
+    <w:p>
+      <w:pPr>
+        <w:pStyle w:val="ImageCaption"/>
+      </w:pPr>
+      <w:r>
+        <w:t xml:space="preserve">Рис. 13: Проверка расширенных атрибутов</w:t>
+      </w:r>
+    </w:p>
+    <w:p>
+      <w:pPr>
+        <w:pStyle w:val="BodyText"/>
+      </w:pPr>
+      <w:r>
+        <w:t xml:space="preserve">Снимаю атрибуты с директории dir1 командой chmod 000 dir1. Проверяю с помощью ls -l — теперь атрибуты действительно сняты.</w:t>
+      </w:r>
+    </w:p>
+    <w:p>
+      <w:pPr>
+        <w:pStyle w:val="CaptionedFigure"/>
+      </w:pPr>
+      <w:r>
+        <w:drawing>
+          <wp:inline>
+            <wp:extent cx="3733800" cy="2489200"/>
+            <wp:effectExtent b="0" l="0" r="0" t="0"/>
+            <wp:docPr descr="Снятие атрибутов с директории" title="" id="62" name="Picture"/>
+            <a:graphic>
+              <a:graphicData uri="http://schemas.openxmlformats.org/drawingml/2006/picture">
+                <pic:pic>
+                  <pic:nvPicPr>
+                    <pic:cNvPr descr="image/14.png" id="63" name="Picture"/>
+                    <pic:cNvPicPr>
+                      <a:picLocks noChangeArrowheads="1" noChangeAspect="1"/>
+                    </pic:cNvPicPr>
+                  </pic:nvPicPr>
+                  <pic:blipFill>
+                    <a:blip r:embed="rId61"/>
+                    <a:stretch>
+                      <a:fillRect/>
+                    </a:stretch>
+                  </pic:blipFill>
+                  <pic:spPr bwMode="auto">
+                    <a:xfrm>
+                      <a:off x="0" y="0"/>
+                      <a:ext cx="3733800" cy="2489200"/>
+                    </a:xfrm>
+                    <a:prstGeom prst="rect">
+                      <a:avLst/>
+                    </a:prstGeom>
+                    <a:noFill/>
+                    <a:ln w="9525">
+                      <a:noFill/>
+                      <a:headEnd/>
+                      <a:tailEnd/>
+                    </a:ln>
+                  </pic:spPr>
+                </pic:pic>
+              </a:graphicData>
+            </a:graphic>
+          </wp:inline>
+        </w:drawing>
+      </w:r>
+    </w:p>
+    <w:p>
+      <w:pPr>
+        <w:pStyle w:val="ImageCaption"/>
+      </w:pPr>
+      <w:r>
+        <w:t xml:space="preserve">Рис. 14: Снятие атрибутов с директории</w:t>
+      </w:r>
+    </w:p>
+    <w:p>
+      <w:pPr>
+        <w:pStyle w:val="BodyText"/>
+      </w:pPr>
+      <w:r>
+        <w:t xml:space="preserve">Попытка создать файл в директории dir1. Выдает отказано в доступе. Вернув права директории и использовав снова командy ls -l можно убедиться, что файл не был создан.</w:t>
+      </w:r>
+    </w:p>
+    <w:bookmarkEnd w:id="64"/>
+    <w:bookmarkStart w:id="65" w:name="заполнение-таблицы-2.1"/>
+    <w:p>
+      <w:pPr>
+        <w:pStyle w:val="Heading2"/>
       </w:pPr>
       <w:r>
         <w:rPr>
           <w:rStyle w:val="SectionNumber"/>
         </w:rPr>
-        <w:t xml:space="preserve">5</w:t>
+        <w:t xml:space="preserve">3.2</w:t>
       </w:r>
       <w:r>
         <w:tab/>
       </w:r>
       <w:r>
+        <w:t xml:space="preserve">. Заполнение таблицы 2.1</w:t>
+      </w:r>
+    </w:p>
+    <w:tbl>
+      <w:tblPr>
+        <w:tblStyle w:val="Table"/>
+        <w:tblW w:type="pct" w:w="5000"/>
+        <w:tblLook w:firstRow="1" w:lastRow="0" w:firstColumn="0" w:lastColumn="0" w:noHBand="0" w:noVBand="0" w:val="0020"/>
+        <w:jc w:val="start"/>
+      </w:tblPr>
+      <w:tblGrid>
+        <w:gridCol w:w="762"/>
+        <w:gridCol w:w="550"/>
+        <w:gridCol w:w="677"/>
+        <w:gridCol w:w="677"/>
+        <w:gridCol w:w="635"/>
+        <w:gridCol w:w="592"/>
+        <w:gridCol w:w="762"/>
+        <w:gridCol w:w="1270"/>
+        <w:gridCol w:w="931"/>
+        <w:gridCol w:w="1058"/>
+      </w:tblGrid>
+      <w:tr>
+        <w:trPr>
+          <w:tblHeader w:val="true"/>
+        </w:trPr>
+        <w:tc>
+          <w:tcPr/>
+          <w:p>
+            <w:pPr>
+              <w:pStyle w:val="Compact"/>
+              <w:jc w:val="left"/>
+            </w:pPr>
+            <w:r>
+              <w:t xml:space="preserve">Права директории</w:t>
+            </w:r>
+          </w:p>
+        </w:tc>
+        <w:tc>
+          <w:tcPr/>
+          <w:p>
+            <w:pPr>
+              <w:pStyle w:val="Compact"/>
+              <w:jc w:val="left"/>
+            </w:pPr>
+            <w:r>
+              <w:t xml:space="preserve">Права файла</w:t>
+            </w:r>
+          </w:p>
+        </w:tc>
+        <w:tc>
+          <w:tcPr/>
+          <w:p>
+            <w:pPr>
+              <w:pStyle w:val="Compact"/>
+              <w:jc w:val="left"/>
+            </w:pPr>
+            <w:r>
+              <w:t xml:space="preserve">Создание файла</w:t>
+            </w:r>
+          </w:p>
+        </w:tc>
+        <w:tc>
+          <w:tcPr/>
+          <w:p>
+            <w:pPr>
+              <w:pStyle w:val="Compact"/>
+              <w:jc w:val="left"/>
+            </w:pPr>
+            <w:r>
+              <w:t xml:space="preserve">Удаление файла</w:t>
+            </w:r>
+          </w:p>
+        </w:tc>
+        <w:tc>
+          <w:tcPr/>
+          <w:p>
+            <w:pPr>
+              <w:pStyle w:val="Compact"/>
+              <w:jc w:val="left"/>
+            </w:pPr>
+            <w:r>
+              <w:t xml:space="preserve">Запись в файл</w:t>
+            </w:r>
+          </w:p>
+        </w:tc>
+        <w:tc>
+          <w:tcPr/>
+          <w:p>
+            <w:pPr>
+              <w:pStyle w:val="Compact"/>
+              <w:jc w:val="left"/>
+            </w:pPr>
+            <w:r>
+              <w:t xml:space="preserve">Чтение файла</w:t>
+            </w:r>
+          </w:p>
+        </w:tc>
+        <w:tc>
+          <w:tcPr/>
+          <w:p>
+            <w:pPr>
+              <w:pStyle w:val="Compact"/>
+              <w:jc w:val="left"/>
+            </w:pPr>
+            <w:r>
+              <w:t xml:space="preserve">Смена директории</w:t>
+            </w:r>
+          </w:p>
+        </w:tc>
+        <w:tc>
+          <w:tcPr/>
+          <w:p>
+            <w:pPr>
+              <w:pStyle w:val="Compact"/>
+              <w:jc w:val="left"/>
+            </w:pPr>
+            <w:r>
+              <w:t xml:space="preserve">Просмотр файлов в директории</w:t>
+            </w:r>
+          </w:p>
+        </w:tc>
+        <w:tc>
+          <w:tcPr/>
+          <w:p>
+            <w:pPr>
+              <w:pStyle w:val="Compact"/>
+              <w:jc w:val="left"/>
+            </w:pPr>
+            <w:r>
+              <w:t xml:space="preserve">Переименование файла</w:t>
+            </w:r>
+          </w:p>
+        </w:tc>
+        <w:tc>
+          <w:tcPr/>
+          <w:p>
+            <w:pPr>
+              <w:pStyle w:val="Compact"/>
+              <w:jc w:val="left"/>
+            </w:pPr>
+            <w:r>
+              <w:t xml:space="preserve">Права на атрибуты файла</w:t>
+            </w:r>
+          </w:p>
+        </w:tc>
+      </w:tr>
+      <w:tr>
+        <w:tc>
+          <w:tcPr/>
+          <w:p>
+            <w:pPr>
+              <w:pStyle w:val="Compact"/>
+              <w:jc w:val="left"/>
+            </w:pPr>
+            <w:r>
+              <w:t xml:space="preserve">d(000)</w:t>
+            </w:r>
+          </w:p>
+        </w:tc>
+        <w:tc>
+          <w:tcPr/>
+          <w:p>
+            <w:pPr>
+              <w:pStyle w:val="Compact"/>
+              <w:jc w:val="left"/>
+            </w:pPr>
+            <w:r>
+              <w:t xml:space="preserve">(000)</w:t>
+            </w:r>
+          </w:p>
+        </w:tc>
+        <w:tc>
+          <w:tcPr/>
+          <w:p>
+            <w:pPr>
+              <w:pStyle w:val="Compact"/>
+              <w:jc w:val="left"/>
+            </w:pPr>
+            <w:r>
+              <w:t xml:space="preserve">-</w:t>
+            </w:r>
+          </w:p>
+        </w:tc>
+        <w:tc>
+          <w:tcPr/>
+          <w:p>
+            <w:pPr>
+              <w:pStyle w:val="Compact"/>
+              <w:jc w:val="left"/>
+            </w:pPr>
+            <w:r>
+              <w:t xml:space="preserve">-</w:t>
+            </w:r>
+          </w:p>
+        </w:tc>
+        <w:tc>
+          <w:tcPr/>
+          <w:p>
+            <w:pPr>
+              <w:pStyle w:val="Compact"/>
+              <w:jc w:val="left"/>
+            </w:pPr>
+            <w:r>
+              <w:t xml:space="preserve">-</w:t>
+            </w:r>
+          </w:p>
+        </w:tc>
+        <w:tc>
+          <w:tcPr/>
+          <w:p>
+            <w:pPr>
+              <w:pStyle w:val="Compact"/>
+              <w:jc w:val="left"/>
+            </w:pPr>
+            <w:r>
+              <w:t xml:space="preserve">-</w:t>
+            </w:r>
+          </w:p>
+        </w:tc>
+        <w:tc>
+          <w:tcPr/>
+          <w:p>
+            <w:pPr>
+              <w:pStyle w:val="Compact"/>
+              <w:jc w:val="left"/>
+            </w:pPr>
+            <w:r>
+              <w:t xml:space="preserve">-</w:t>
+            </w:r>
+          </w:p>
+        </w:tc>
+        <w:tc>
+          <w:tcPr/>
+          <w:p>
+            <w:pPr>
+              <w:pStyle w:val="Compact"/>
+              <w:jc w:val="left"/>
+            </w:pPr>
+            <w:r>
+              <w:t xml:space="preserve">-</w:t>
+            </w:r>
+          </w:p>
+        </w:tc>
+        <w:tc>
+          <w:tcPr/>
+          <w:p>
+            <w:pPr>
+              <w:pStyle w:val="Compact"/>
+              <w:jc w:val="left"/>
+            </w:pPr>
+            <w:r>
+              <w:t xml:space="preserve">-</w:t>
+            </w:r>
+          </w:p>
+        </w:tc>
+        <w:tc>
+          <w:tcPr/>
+          <w:p>
+            <w:pPr>
+              <w:pStyle w:val="Compact"/>
+              <w:jc w:val="left"/>
+            </w:pPr>
+            <w:r>
+              <w:t xml:space="preserve">-</w:t>
+            </w:r>
+          </w:p>
+        </w:tc>
+      </w:tr>
+      <w:tr>
+        <w:tc>
+          <w:tcPr/>
+          <w:p>
+            <w:pPr>
+              <w:pStyle w:val="Compact"/>
+              <w:jc w:val="left"/>
+            </w:pPr>
+            <w:r>
+              <w:t xml:space="preserve">d(000)</w:t>
+            </w:r>
+          </w:p>
+        </w:tc>
+        <w:tc>
+          <w:tcPr/>
+          <w:p>
+            <w:pPr>
+              <w:pStyle w:val="Compact"/>
+              <w:jc w:val="left"/>
+            </w:pPr>
+            <w:r>
+              <w:t xml:space="preserve">(100)</w:t>
+            </w:r>
+          </w:p>
+        </w:tc>
+        <w:tc>
+          <w:tcPr/>
+          <w:p>
+            <w:pPr>
+              <w:pStyle w:val="Compact"/>
+              <w:jc w:val="left"/>
+            </w:pPr>
+            <w:r>
+              <w:t xml:space="preserve">-</w:t>
+            </w:r>
+          </w:p>
+        </w:tc>
+        <w:tc>
+          <w:tcPr/>
+          <w:p>
+            <w:pPr>
+              <w:pStyle w:val="Compact"/>
+              <w:jc w:val="left"/>
+            </w:pPr>
+            <w:r>
+              <w:t xml:space="preserve">-</w:t>
+            </w:r>
+          </w:p>
+        </w:tc>
+        <w:tc>
+          <w:tcPr/>
+          <w:p>
+            <w:pPr>
+              <w:pStyle w:val="Compact"/>
+              <w:jc w:val="left"/>
+            </w:pPr>
+            <w:r>
+              <w:t xml:space="preserve">-</w:t>
+            </w:r>
+          </w:p>
+        </w:tc>
+        <w:tc>
+          <w:tcPr/>
+          <w:p>
+            <w:pPr>
+              <w:pStyle w:val="Compact"/>
+              <w:jc w:val="left"/>
+            </w:pPr>
+            <w:r>
+              <w:t xml:space="preserve">-</w:t>
+            </w:r>
+          </w:p>
+        </w:tc>
+        <w:tc>
+          <w:tcPr/>
+          <w:p>
+            <w:pPr>
+              <w:pStyle w:val="Compact"/>
+              <w:jc w:val="left"/>
+            </w:pPr>
+            <w:r>
+              <w:t xml:space="preserve">-</w:t>
+            </w:r>
+          </w:p>
+        </w:tc>
+        <w:tc>
+          <w:tcPr/>
+          <w:p>
+            <w:pPr>
+              <w:pStyle w:val="Compact"/>
+              <w:jc w:val="left"/>
+            </w:pPr>
+            <w:r>
+              <w:t xml:space="preserve">-</w:t>
+            </w:r>
+          </w:p>
+        </w:tc>
+        <w:tc>
+          <w:tcPr/>
+          <w:p>
+            <w:pPr>
+              <w:pStyle w:val="Compact"/>
+              <w:jc w:val="left"/>
+            </w:pPr>
+            <w:r>
+              <w:t xml:space="preserve">-</w:t>
+            </w:r>
+          </w:p>
+        </w:tc>
+        <w:tc>
+          <w:tcPr/>
+          <w:p>
+            <w:pPr>
+              <w:pStyle w:val="Compact"/>
+              <w:jc w:val="left"/>
+            </w:pPr>
+            <w:r>
+              <w:t xml:space="preserve">-</w:t>
+            </w:r>
+          </w:p>
+        </w:tc>
+      </w:tr>
+      <w:tr>
+        <w:tc>
+          <w:tcPr/>
+          <w:p>
+            <w:pPr>
+              <w:pStyle w:val="Compact"/>
+              <w:jc w:val="left"/>
+            </w:pPr>
+            <w:r>
+              <w:t xml:space="preserve">d(000)</w:t>
+            </w:r>
+          </w:p>
+        </w:tc>
+        <w:tc>
+          <w:tcPr/>
+          <w:p>
+            <w:pPr>
+              <w:pStyle w:val="Compact"/>
+              <w:jc w:val="left"/>
+            </w:pPr>
+            <w:r>
+              <w:t xml:space="preserve">(200)</w:t>
+            </w:r>
+          </w:p>
+        </w:tc>
+        <w:tc>
+          <w:tcPr/>
+          <w:p>
+            <w:pPr>
+              <w:pStyle w:val="Compact"/>
+              <w:jc w:val="left"/>
+            </w:pPr>
+            <w:r>
+              <w:t xml:space="preserve">-</w:t>
+            </w:r>
+          </w:p>
+        </w:tc>
+        <w:tc>
+          <w:tcPr/>
+          <w:p>
+            <w:pPr>
+              <w:pStyle w:val="Compact"/>
+              <w:jc w:val="left"/>
+            </w:pPr>
+            <w:r>
+              <w:t xml:space="preserve">-</w:t>
+            </w:r>
+          </w:p>
+        </w:tc>
+        <w:tc>
+          <w:tcPr/>
+          <w:p>
+            <w:pPr>
+              <w:pStyle w:val="Compact"/>
+              <w:jc w:val="left"/>
+            </w:pPr>
+            <w:r>
+              <w:t xml:space="preserve">-</w:t>
+            </w:r>
+          </w:p>
+        </w:tc>
+        <w:tc>
+          <w:tcPr/>
+          <w:p>
+            <w:pPr>
+              <w:pStyle w:val="Compact"/>
+              <w:jc w:val="left"/>
+            </w:pPr>
+            <w:r>
+              <w:t xml:space="preserve">-</w:t>
+            </w:r>
+          </w:p>
+        </w:tc>
+        <w:tc>
+          <w:tcPr/>
+          <w:p>
+            <w:pPr>
+              <w:pStyle w:val="Compact"/>
+              <w:jc w:val="left"/>
+            </w:pPr>
+            <w:r>
+              <w:t xml:space="preserve">-</w:t>
+            </w:r>
+          </w:p>
+        </w:tc>
+        <w:tc>
+          <w:tcPr/>
+          <w:p>
+            <w:pPr>
+              <w:pStyle w:val="Compact"/>
+              <w:jc w:val="left"/>
+            </w:pPr>
+            <w:r>
+              <w:t xml:space="preserve">-</w:t>
+            </w:r>
+          </w:p>
+        </w:tc>
+        <w:tc>
+          <w:tcPr/>
+          <w:p>
+            <w:pPr>
+              <w:pStyle w:val="Compact"/>
+              <w:jc w:val="left"/>
+            </w:pPr>
+            <w:r>
+              <w:t xml:space="preserve">-</w:t>
+            </w:r>
+          </w:p>
+        </w:tc>
+        <w:tc>
+          <w:tcPr/>
+          <w:p>
+            <w:pPr>
+              <w:pStyle w:val="Compact"/>
+              <w:jc w:val="left"/>
+            </w:pPr>
+            <w:r>
+              <w:t xml:space="preserve">-</w:t>
+            </w:r>
+          </w:p>
+        </w:tc>
+      </w:tr>
+      <w:tr>
+        <w:tc>
+          <w:tcPr/>
+          <w:p>
+            <w:pPr>
+              <w:pStyle w:val="Compact"/>
+              <w:jc w:val="left"/>
+            </w:pPr>
+            <w:r>
+              <w:t xml:space="preserve">d(000)</w:t>
+            </w:r>
+          </w:p>
+        </w:tc>
+        <w:tc>
+          <w:tcPr/>
+          <w:p>
+            <w:pPr>
+              <w:pStyle w:val="Compact"/>
+              <w:jc w:val="left"/>
+            </w:pPr>
+            <w:r>
+              <w:t xml:space="preserve">(300)</w:t>
+            </w:r>
+          </w:p>
+        </w:tc>
+        <w:tc>
+          <w:tcPr/>
+          <w:p>
+            <w:pPr>
+              <w:pStyle w:val="Compact"/>
+              <w:jc w:val="left"/>
+            </w:pPr>
+            <w:r>
+              <w:t xml:space="preserve">-</w:t>
+            </w:r>
+          </w:p>
+        </w:tc>
+        <w:tc>
+          <w:tcPr/>
+          <w:p>
+            <w:pPr>
+              <w:pStyle w:val="Compact"/>
+              <w:jc w:val="left"/>
+            </w:pPr>
+            <w:r>
+              <w:t xml:space="preserve">-</w:t>
+            </w:r>
+          </w:p>
+        </w:tc>
+        <w:tc>
+          <w:tcPr/>
+          <w:p>
+            <w:pPr>
+              <w:pStyle w:val="Compact"/>
+              <w:jc w:val="left"/>
+            </w:pPr>
+            <w:r>
+              <w:t xml:space="preserve">-</w:t>
+            </w:r>
+          </w:p>
+        </w:tc>
+        <w:tc>
+          <w:tcPr/>
+          <w:p>
+            <w:pPr>
+              <w:pStyle w:val="Compact"/>
+              <w:jc w:val="left"/>
+            </w:pPr>
+            <w:r>
+              <w:t xml:space="preserve">-</w:t>
+            </w:r>
+          </w:p>
+        </w:tc>
+        <w:tc>
+          <w:tcPr/>
+          <w:p>
+            <w:pPr>
+              <w:pStyle w:val="Compact"/>
+              <w:jc w:val="left"/>
+            </w:pPr>
+            <w:r>
+              <w:t xml:space="preserve">-</w:t>
+            </w:r>
+          </w:p>
+        </w:tc>
+        <w:tc>
+          <w:tcPr/>
+          <w:p>
+            <w:pPr>
+              <w:pStyle w:val="Compact"/>
+              <w:jc w:val="left"/>
+            </w:pPr>
+            <w:r>
+              <w:t xml:space="preserve">-</w:t>
+            </w:r>
+          </w:p>
+        </w:tc>
+        <w:tc>
+          <w:tcPr/>
+          <w:p>
+            <w:pPr>
+              <w:pStyle w:val="Compact"/>
+              <w:jc w:val="left"/>
+            </w:pPr>
+            <w:r>
+              <w:t xml:space="preserve">-</w:t>
+            </w:r>
+          </w:p>
+        </w:tc>
+        <w:tc>
+          <w:tcPr/>
+          <w:p>
+            <w:pPr>
+              <w:pStyle w:val="Compact"/>
+              <w:jc w:val="left"/>
+            </w:pPr>
+            <w:r>
+              <w:t xml:space="preserve">-</w:t>
+            </w:r>
+          </w:p>
+        </w:tc>
+      </w:tr>
+      <w:tr>
+        <w:tc>
+          <w:tcPr/>
+          <w:p>
+            <w:pPr>
+              <w:pStyle w:val="Compact"/>
+              <w:jc w:val="left"/>
+            </w:pPr>
+            <w:r>
+              <w:t xml:space="preserve">d(000)</w:t>
+            </w:r>
+          </w:p>
+        </w:tc>
+        <w:tc>
+          <w:tcPr/>
+          <w:p>
+            <w:pPr>
+              <w:pStyle w:val="Compact"/>
+              <w:jc w:val="left"/>
+            </w:pPr>
+            <w:r>
+              <w:t xml:space="preserve">(400)</w:t>
+            </w:r>
+          </w:p>
+        </w:tc>
+        <w:tc>
+          <w:tcPr/>
+          <w:p>
+            <w:pPr>
+              <w:pStyle w:val="Compact"/>
+              <w:jc w:val="left"/>
+            </w:pPr>
+            <w:r>
+              <w:t xml:space="preserve">-</w:t>
+            </w:r>
+          </w:p>
+        </w:tc>
+        <w:tc>
+          <w:tcPr/>
+          <w:p>
+            <w:pPr>
+              <w:pStyle w:val="Compact"/>
+              <w:jc w:val="left"/>
+            </w:pPr>
+            <w:r>
+              <w:t xml:space="preserve">-</w:t>
+            </w:r>
+          </w:p>
+        </w:tc>
+        <w:tc>
+          <w:tcPr/>
+          <w:p>
+            <w:pPr>
+              <w:pStyle w:val="Compact"/>
+              <w:jc w:val="left"/>
+            </w:pPr>
+            <w:r>
+              <w:t xml:space="preserve">-</w:t>
+            </w:r>
+          </w:p>
+        </w:tc>
+        <w:tc>
+          <w:tcPr/>
+          <w:p>
+            <w:pPr>
+              <w:pStyle w:val="Compact"/>
+              <w:jc w:val="left"/>
+            </w:pPr>
+            <w:r>
+              <w:t xml:space="preserve">-</w:t>
+            </w:r>
+          </w:p>
+        </w:tc>
+        <w:tc>
+          <w:tcPr/>
+          <w:p>
+            <w:pPr>
+              <w:pStyle w:val="Compact"/>
+              <w:jc w:val="left"/>
+            </w:pPr>
+            <w:r>
+              <w:t xml:space="preserve">-</w:t>
+            </w:r>
+          </w:p>
+        </w:tc>
+        <w:tc>
+          <w:tcPr/>
+          <w:p>
+            <w:pPr>
+              <w:pStyle w:val="Compact"/>
+              <w:jc w:val="left"/>
+            </w:pPr>
+            <w:r>
+              <w:t xml:space="preserve">-</w:t>
+            </w:r>
+          </w:p>
+        </w:tc>
+        <w:tc>
+          <w:tcPr/>
+          <w:p>
+            <w:pPr>
+              <w:pStyle w:val="Compact"/>
+              <w:jc w:val="left"/>
+            </w:pPr>
+            <w:r>
+              <w:t xml:space="preserve">-</w:t>
+            </w:r>
+          </w:p>
+        </w:tc>
+        <w:tc>
+          <w:tcPr/>
+          <w:p>
+            <w:pPr>
+              <w:pStyle w:val="Compact"/>
+              <w:jc w:val="left"/>
+            </w:pPr>
+            <w:r>
+              <w:t xml:space="preserve">-</w:t>
+            </w:r>
+          </w:p>
+        </w:tc>
+      </w:tr>
+      <w:tr>
+        <w:tc>
+          <w:tcPr/>
+          <w:p>
+            <w:pPr>
+              <w:pStyle w:val="Compact"/>
+              <w:jc w:val="left"/>
+            </w:pPr>
+            <w:r>
+              <w:t xml:space="preserve">d(000)</w:t>
+            </w:r>
+          </w:p>
+        </w:tc>
+        <w:tc>
+          <w:tcPr/>
+          <w:p>
+            <w:pPr>
+              <w:pStyle w:val="Compact"/>
+              <w:jc w:val="left"/>
+            </w:pPr>
+            <w:r>
+              <w:t xml:space="preserve">(500)</w:t>
+            </w:r>
+          </w:p>
+        </w:tc>
+        <w:tc>
+          <w:tcPr/>
+          <w:p>
+            <w:pPr>
+              <w:pStyle w:val="Compact"/>
+              <w:jc w:val="left"/>
+            </w:pPr>
+            <w:r>
+              <w:t xml:space="preserve">-</w:t>
+            </w:r>
+          </w:p>
+        </w:tc>
+        <w:tc>
+          <w:tcPr/>
+          <w:p>
+            <w:pPr>
+              <w:pStyle w:val="Compact"/>
+              <w:jc w:val="left"/>
+            </w:pPr>
+            <w:r>
+              <w:t xml:space="preserve">-</w:t>
+            </w:r>
+          </w:p>
+        </w:tc>
+        <w:tc>
+          <w:tcPr/>
+          <w:p>
+            <w:pPr>
+              <w:pStyle w:val="Compact"/>
+              <w:jc w:val="left"/>
+            </w:pPr>
+            <w:r>
+              <w:t xml:space="preserve">-</w:t>
+            </w:r>
+          </w:p>
+        </w:tc>
+        <w:tc>
+          <w:tcPr/>
+          <w:p>
+            <w:pPr>
+              <w:pStyle w:val="Compact"/>
+              <w:jc w:val="left"/>
+            </w:pPr>
+            <w:r>
+              <w:t xml:space="preserve">-</w:t>
+            </w:r>
+          </w:p>
+        </w:tc>
+        <w:tc>
+          <w:tcPr/>
+          <w:p>
+            <w:pPr>
+              <w:pStyle w:val="Compact"/>
+              <w:jc w:val="left"/>
+            </w:pPr>
+            <w:r>
+              <w:t xml:space="preserve">-</w:t>
+            </w:r>
+          </w:p>
+        </w:tc>
+        <w:tc>
+          <w:tcPr/>
+          <w:p>
+            <w:pPr>
+              <w:pStyle w:val="Compact"/>
+              <w:jc w:val="left"/>
+            </w:pPr>
+            <w:r>
+              <w:t xml:space="preserve">-</w:t>
+            </w:r>
+          </w:p>
+        </w:tc>
+        <w:tc>
+          <w:tcPr/>
+          <w:p>
+            <w:pPr>
+              <w:pStyle w:val="Compact"/>
+              <w:jc w:val="left"/>
+            </w:pPr>
+            <w:r>
+              <w:t xml:space="preserve">-</w:t>
+            </w:r>
+          </w:p>
+        </w:tc>
+        <w:tc>
+          <w:tcPr/>
+          <w:p>
+            <w:pPr>
+              <w:pStyle w:val="Compact"/>
+              <w:jc w:val="left"/>
+            </w:pPr>
+            <w:r>
+              <w:t xml:space="preserve">-</w:t>
+            </w:r>
+          </w:p>
+        </w:tc>
+      </w:tr>
+      <w:tr>
+        <w:tc>
+          <w:tcPr/>
+          <w:p>
+            <w:pPr>
+              <w:pStyle w:val="Compact"/>
+              <w:jc w:val="left"/>
+            </w:pPr>
+            <w:r>
+              <w:t xml:space="preserve">d(000)</w:t>
+            </w:r>
+          </w:p>
+        </w:tc>
+        <w:tc>
+          <w:tcPr/>
+          <w:p>
+            <w:pPr>
+              <w:pStyle w:val="Compact"/>
+              <w:jc w:val="left"/>
+            </w:pPr>
+            <w:r>
+              <w:t xml:space="preserve">(600)</w:t>
+            </w:r>
+          </w:p>
+        </w:tc>
+        <w:tc>
+          <w:tcPr/>
+          <w:p>
+            <w:pPr>
+              <w:pStyle w:val="Compact"/>
+              <w:jc w:val="left"/>
+            </w:pPr>
+            <w:r>
+              <w:t xml:space="preserve">-</w:t>
+            </w:r>
+          </w:p>
+        </w:tc>
+        <w:tc>
+          <w:tcPr/>
+          <w:p>
+            <w:pPr>
+              <w:pStyle w:val="Compact"/>
+              <w:jc w:val="left"/>
+            </w:pPr>
+            <w:r>
+              <w:t xml:space="preserve">-</w:t>
+            </w:r>
+          </w:p>
+        </w:tc>
+        <w:tc>
+          <w:tcPr/>
+          <w:p>
+            <w:pPr>
+              <w:pStyle w:val="Compact"/>
+              <w:jc w:val="left"/>
+            </w:pPr>
+            <w:r>
+              <w:t xml:space="preserve">-</w:t>
+            </w:r>
+          </w:p>
+        </w:tc>
+        <w:tc>
+          <w:tcPr/>
+          <w:p>
+            <w:pPr>
+              <w:pStyle w:val="Compact"/>
+              <w:jc w:val="left"/>
+            </w:pPr>
+            <w:r>
+              <w:t xml:space="preserve">-</w:t>
+            </w:r>
+          </w:p>
+        </w:tc>
+        <w:tc>
+          <w:tcPr/>
+          <w:p>
+            <w:pPr>
+              <w:pStyle w:val="Compact"/>
+              <w:jc w:val="left"/>
+            </w:pPr>
+            <w:r>
+              <w:t xml:space="preserve">-</w:t>
+            </w:r>
+          </w:p>
+        </w:tc>
+        <w:tc>
+          <w:tcPr/>
+          <w:p>
+            <w:pPr>
+              <w:pStyle w:val="Compact"/>
+              <w:jc w:val="left"/>
+            </w:pPr>
+            <w:r>
+              <w:t xml:space="preserve">-</w:t>
+            </w:r>
+          </w:p>
+        </w:tc>
+        <w:tc>
+          <w:tcPr/>
+          <w:p>
+            <w:pPr>
+              <w:pStyle w:val="Compact"/>
+              <w:jc w:val="left"/>
+            </w:pPr>
+            <w:r>
+              <w:t xml:space="preserve">-</w:t>
+            </w:r>
+          </w:p>
+        </w:tc>
+        <w:tc>
+          <w:tcPr/>
+          <w:p>
+            <w:pPr>
+              <w:pStyle w:val="Compact"/>
+              <w:jc w:val="left"/>
+            </w:pPr>
+            <w:r>
+              <w:t xml:space="preserve">-</w:t>
+            </w:r>
+          </w:p>
+        </w:tc>
+      </w:tr>
+      <w:tr>
+        <w:tc>
+          <w:tcPr/>
+          <w:p>
+            <w:pPr>
+              <w:pStyle w:val="Compact"/>
+              <w:jc w:val="left"/>
+            </w:pPr>
+            <w:r>
+              <w:t xml:space="preserve">d(000)</w:t>
+            </w:r>
+          </w:p>
+        </w:tc>
+        <w:tc>
+          <w:tcPr/>
+          <w:p>
+            <w:pPr>
+              <w:pStyle w:val="Compact"/>
+              <w:jc w:val="left"/>
+            </w:pPr>
+            <w:r>
+              <w:t xml:space="preserve">(700)</w:t>
+            </w:r>
+          </w:p>
+        </w:tc>
+        <w:tc>
+          <w:tcPr/>
+          <w:p>
+            <w:pPr>
+              <w:pStyle w:val="Compact"/>
+              <w:jc w:val="left"/>
+            </w:pPr>
+            <w:r>
+              <w:t xml:space="preserve">-</w:t>
+            </w:r>
+          </w:p>
+        </w:tc>
+        <w:tc>
+          <w:tcPr/>
+          <w:p>
+            <w:pPr>
+              <w:pStyle w:val="Compact"/>
+              <w:jc w:val="left"/>
+            </w:pPr>
+            <w:r>
+              <w:t xml:space="preserve">-</w:t>
+            </w:r>
+          </w:p>
+        </w:tc>
+        <w:tc>
+          <w:tcPr/>
+          <w:p>
+            <w:pPr>
+              <w:pStyle w:val="Compact"/>
+              <w:jc w:val="left"/>
+            </w:pPr>
+            <w:r>
+              <w:t xml:space="preserve">-</w:t>
+            </w:r>
+          </w:p>
+        </w:tc>
+        <w:tc>
+          <w:tcPr/>
+          <w:p>
+            <w:pPr>
+              <w:pStyle w:val="Compact"/>
+              <w:jc w:val="left"/>
+            </w:pPr>
+            <w:r>
+              <w:t xml:space="preserve">-</w:t>
+            </w:r>
+          </w:p>
+        </w:tc>
+        <w:tc>
+          <w:tcPr/>
+          <w:p>
+            <w:pPr>
+              <w:pStyle w:val="Compact"/>
+              <w:jc w:val="left"/>
+            </w:pPr>
+            <w:r>
+              <w:t xml:space="preserve">-</w:t>
+            </w:r>
+          </w:p>
+        </w:tc>
+        <w:tc>
+          <w:tcPr/>
+          <w:p>
+            <w:pPr>
+              <w:pStyle w:val="Compact"/>
+              <w:jc w:val="left"/>
+            </w:pPr>
+            <w:r>
+              <w:t xml:space="preserve">-</w:t>
+            </w:r>
+          </w:p>
+        </w:tc>
+        <w:tc>
+          <w:tcPr/>
+          <w:p>
+            <w:pPr>
+              <w:pStyle w:val="Compact"/>
+              <w:jc w:val="left"/>
+            </w:pPr>
+            <w:r>
+              <w:t xml:space="preserve">-</w:t>
+            </w:r>
+          </w:p>
+        </w:tc>
+        <w:tc>
+          <w:tcPr/>
+          <w:p>
+            <w:pPr>
+              <w:pStyle w:val="Compact"/>
+              <w:jc w:val="left"/>
+            </w:pPr>
+            <w:r>
+              <w:t xml:space="preserve">-</w:t>
+            </w:r>
+          </w:p>
+        </w:tc>
+      </w:tr>
+      <w:tr>
+        <w:tc>
+          <w:tcPr/>
+          <w:p>
+            <w:pPr>
+              <w:pStyle w:val="Compact"/>
+              <w:jc w:val="left"/>
+            </w:pPr>
+            <w:r>
+              <w:t xml:space="preserve">d(100)</w:t>
+            </w:r>
+          </w:p>
+        </w:tc>
+        <w:tc>
+          <w:tcPr/>
+          <w:p>
+            <w:pPr>
+              <w:pStyle w:val="Compact"/>
+              <w:jc w:val="left"/>
+            </w:pPr>
+            <w:r>
+              <w:t xml:space="preserve">(000)</w:t>
+            </w:r>
+          </w:p>
+        </w:tc>
+        <w:tc>
+          <w:tcPr/>
+          <w:p>
+            <w:pPr>
+              <w:pStyle w:val="Compact"/>
+              <w:jc w:val="left"/>
+            </w:pPr>
+            <w:r>
+              <w:t xml:space="preserve">-</w:t>
+            </w:r>
+          </w:p>
+        </w:tc>
+        <w:tc>
+          <w:tcPr/>
+          <w:p>
+            <w:pPr>
+              <w:pStyle w:val="Compact"/>
+              <w:jc w:val="left"/>
+            </w:pPr>
+            <w:r>
+              <w:t xml:space="preserve">-</w:t>
+            </w:r>
+          </w:p>
+        </w:tc>
+        <w:tc>
+          <w:tcPr/>
+          <w:p>
+            <w:pPr>
+              <w:pStyle w:val="Compact"/>
+              <w:jc w:val="left"/>
+            </w:pPr>
+            <w:r>
+              <w:t xml:space="preserve">-</w:t>
+            </w:r>
+          </w:p>
+        </w:tc>
+        <w:tc>
+          <w:tcPr/>
+          <w:p>
+            <w:pPr>
+              <w:pStyle w:val="Compact"/>
+              <w:jc w:val="left"/>
+            </w:pPr>
+            <w:r>
+              <w:t xml:space="preserve">-</w:t>
+            </w:r>
+          </w:p>
+        </w:tc>
+        <w:tc>
+          <w:tcPr/>
+          <w:p>
+            <w:pPr>
+              <w:pStyle w:val="Compact"/>
+              <w:jc w:val="left"/>
+            </w:pPr>
+            <w:r>
+              <w:t xml:space="preserve">+</w:t>
+            </w:r>
+          </w:p>
+        </w:tc>
+        <w:tc>
+          <w:tcPr/>
+          <w:p>
+            <w:pPr>
+              <w:pStyle w:val="Compact"/>
+              <w:jc w:val="left"/>
+            </w:pPr>
+            <w:r>
+              <w:t xml:space="preserve">-</w:t>
+            </w:r>
+          </w:p>
+        </w:tc>
+        <w:tc>
+          <w:tcPr/>
+          <w:p>
+            <w:pPr>
+              <w:pStyle w:val="Compact"/>
+              <w:jc w:val="left"/>
+            </w:pPr>
+            <w:r>
+              <w:t xml:space="preserve">-</w:t>
+            </w:r>
+          </w:p>
+        </w:tc>
+        <w:tc>
+          <w:tcPr/>
+          <w:p>
+            <w:pPr>
+              <w:pStyle w:val="Compact"/>
+              <w:jc w:val="left"/>
+            </w:pPr>
+            <w:r>
+              <w:t xml:space="preserve">-</w:t>
+            </w:r>
+          </w:p>
+        </w:tc>
+      </w:tr>
+      <w:tr>
+        <w:tc>
+          <w:tcPr/>
+          <w:p>
+            <w:pPr>
+              <w:pStyle w:val="Compact"/>
+              <w:jc w:val="left"/>
+            </w:pPr>
+            <w:r>
+              <w:t xml:space="preserve">d(100)</w:t>
+            </w:r>
+          </w:p>
+        </w:tc>
+        <w:tc>
+          <w:tcPr/>
+          <w:p>
+            <w:pPr>
+              <w:pStyle w:val="Compact"/>
+              <w:jc w:val="left"/>
+            </w:pPr>
+            <w:r>
+              <w:t xml:space="preserve">(100)</w:t>
+            </w:r>
+          </w:p>
+        </w:tc>
+        <w:tc>
+          <w:tcPr/>
+          <w:p>
+            <w:pPr>
+              <w:pStyle w:val="Compact"/>
+              <w:jc w:val="left"/>
+            </w:pPr>
+            <w:r>
+              <w:t xml:space="preserve">-</w:t>
+            </w:r>
+          </w:p>
+        </w:tc>
+        <w:tc>
+          <w:tcPr/>
+          <w:p>
+            <w:pPr>
+              <w:pStyle w:val="Compact"/>
+              <w:jc w:val="left"/>
+            </w:pPr>
+            <w:r>
+              <w:t xml:space="preserve">-</w:t>
+            </w:r>
+          </w:p>
+        </w:tc>
+        <w:tc>
+          <w:tcPr/>
+          <w:p>
+            <w:pPr>
+              <w:pStyle w:val="Compact"/>
+              <w:jc w:val="left"/>
+            </w:pPr>
+            <w:r>
+              <w:t xml:space="preserve">-</w:t>
+            </w:r>
+          </w:p>
+        </w:tc>
+        <w:tc>
+          <w:tcPr/>
+          <w:p>
+            <w:pPr>
+              <w:pStyle w:val="Compact"/>
+              <w:jc w:val="left"/>
+            </w:pPr>
+            <w:r>
+              <w:t xml:space="preserve">-</w:t>
+            </w:r>
+          </w:p>
+        </w:tc>
+        <w:tc>
+          <w:tcPr/>
+          <w:p>
+            <w:pPr>
+              <w:pStyle w:val="Compact"/>
+              <w:jc w:val="left"/>
+            </w:pPr>
+            <w:r>
+              <w:t xml:space="preserve">+</w:t>
+            </w:r>
+          </w:p>
+        </w:tc>
+        <w:tc>
+          <w:tcPr/>
+          <w:p>
+            <w:pPr>
+              <w:pStyle w:val="Compact"/>
+              <w:jc w:val="left"/>
+            </w:pPr>
+            <w:r>
+              <w:t xml:space="preserve">-</w:t>
+            </w:r>
+          </w:p>
+        </w:tc>
+        <w:tc>
+          <w:tcPr/>
+          <w:p>
+            <w:pPr>
+              <w:pStyle w:val="Compact"/>
+              <w:jc w:val="left"/>
+            </w:pPr>
+            <w:r>
+              <w:t xml:space="preserve">-</w:t>
+            </w:r>
+          </w:p>
+        </w:tc>
+        <w:tc>
+          <w:tcPr/>
+          <w:p>
+            <w:pPr>
+              <w:pStyle w:val="Compact"/>
+              <w:jc w:val="left"/>
+            </w:pPr>
+            <w:r>
+              <w:t xml:space="preserve">-</w:t>
+            </w:r>
+          </w:p>
+        </w:tc>
+      </w:tr>
+      <w:tr>
+        <w:tc>
+          <w:tcPr/>
+          <w:p>
+            <w:pPr>
+              <w:pStyle w:val="Compact"/>
+              <w:jc w:val="left"/>
+            </w:pPr>
+            <w:r>
+              <w:t xml:space="preserve">d(100)</w:t>
+            </w:r>
+          </w:p>
+        </w:tc>
+        <w:tc>
+          <w:tcPr/>
+          <w:p>
+            <w:pPr>
+              <w:pStyle w:val="Compact"/>
+              <w:jc w:val="left"/>
+            </w:pPr>
+            <w:r>
+              <w:t xml:space="preserve">(200)</w:t>
+            </w:r>
+          </w:p>
+        </w:tc>
+        <w:tc>
+          <w:tcPr/>
+          <w:p>
+            <w:pPr>
+              <w:pStyle w:val="Compact"/>
+              <w:jc w:val="left"/>
+            </w:pPr>
+            <w:r>
+              <w:t xml:space="preserve">-</w:t>
+            </w:r>
+          </w:p>
+        </w:tc>
+        <w:tc>
+          <w:tcPr/>
+          <w:p>
+            <w:pPr>
+              <w:pStyle w:val="Compact"/>
+              <w:jc w:val="left"/>
+            </w:pPr>
+            <w:r>
+              <w:t xml:space="preserve">-</w:t>
+            </w:r>
+          </w:p>
+        </w:tc>
+        <w:tc>
+          <w:tcPr/>
+          <w:p>
+            <w:pPr>
+              <w:pStyle w:val="Compact"/>
+              <w:jc w:val="left"/>
+            </w:pPr>
+            <w:r>
+              <w:t xml:space="preserve">+</w:t>
+            </w:r>
+          </w:p>
+        </w:tc>
+        <w:tc>
+          <w:tcPr/>
+          <w:p>
+            <w:pPr>
+              <w:pStyle w:val="Compact"/>
+              <w:jc w:val="left"/>
+            </w:pPr>
+            <w:r>
+              <w:t xml:space="preserve">-</w:t>
+            </w:r>
+          </w:p>
+        </w:tc>
+        <w:tc>
+          <w:tcPr/>
+          <w:p>
+            <w:pPr>
+              <w:pStyle w:val="Compact"/>
+              <w:jc w:val="left"/>
+            </w:pPr>
+            <w:r>
+              <w:t xml:space="preserve">+</w:t>
+            </w:r>
+          </w:p>
+        </w:tc>
+        <w:tc>
+          <w:tcPr/>
+          <w:p>
+            <w:pPr>
+              <w:pStyle w:val="Compact"/>
+              <w:jc w:val="left"/>
+            </w:pPr>
+            <w:r>
+              <w:t xml:space="preserve">-</w:t>
+            </w:r>
+          </w:p>
+        </w:tc>
+        <w:tc>
+          <w:tcPr/>
+          <w:p>
+            <w:pPr>
+              <w:pStyle w:val="Compact"/>
+              <w:jc w:val="left"/>
+            </w:pPr>
+            <w:r>
+              <w:t xml:space="preserve">-</w:t>
+            </w:r>
+          </w:p>
+        </w:tc>
+        <w:tc>
+          <w:tcPr/>
+          <w:p>
+            <w:pPr>
+              <w:pStyle w:val="Compact"/>
+              <w:jc w:val="left"/>
+            </w:pPr>
+            <w:r>
+              <w:t xml:space="preserve">-</w:t>
+            </w:r>
+          </w:p>
+        </w:tc>
+      </w:tr>
+      <w:tr>
+        <w:tc>
+          <w:tcPr/>
+          <w:p>
+            <w:pPr>
+              <w:pStyle w:val="Compact"/>
+              <w:jc w:val="left"/>
+            </w:pPr>
+            <w:r>
+              <w:t xml:space="preserve">d(100)</w:t>
+            </w:r>
+          </w:p>
+        </w:tc>
+        <w:tc>
+          <w:tcPr/>
+          <w:p>
+            <w:pPr>
+              <w:pStyle w:val="Compact"/>
+              <w:jc w:val="left"/>
+            </w:pPr>
+            <w:r>
+              <w:t xml:space="preserve">(300)</w:t>
+            </w:r>
+          </w:p>
+        </w:tc>
+        <w:tc>
+          <w:tcPr/>
+          <w:p>
+            <w:pPr>
+              <w:pStyle w:val="Compact"/>
+              <w:jc w:val="left"/>
+            </w:pPr>
+            <w:r>
+              <w:t xml:space="preserve">-</w:t>
+            </w:r>
+          </w:p>
+        </w:tc>
+        <w:tc>
+          <w:tcPr/>
+          <w:p>
+            <w:pPr>
+              <w:pStyle w:val="Compact"/>
+              <w:jc w:val="left"/>
+            </w:pPr>
+            <w:r>
+              <w:t xml:space="preserve">-</w:t>
+            </w:r>
+          </w:p>
+        </w:tc>
+        <w:tc>
+          <w:tcPr/>
+          <w:p>
+            <w:pPr>
+              <w:pStyle w:val="Compact"/>
+              <w:jc w:val="left"/>
+            </w:pPr>
+            <w:r>
+              <w:t xml:space="preserve">+</w:t>
+            </w:r>
+          </w:p>
+        </w:tc>
+        <w:tc>
+          <w:tcPr/>
+          <w:p>
+            <w:pPr>
+              <w:pStyle w:val="Compact"/>
+              <w:jc w:val="left"/>
+            </w:pPr>
+            <w:r>
+              <w:t xml:space="preserve">-</w:t>
+            </w:r>
+          </w:p>
+        </w:tc>
+        <w:tc>
+          <w:tcPr/>
+          <w:p>
+            <w:pPr>
+              <w:pStyle w:val="Compact"/>
+              <w:jc w:val="left"/>
+            </w:pPr>
+            <w:r>
+              <w:t xml:space="preserve">+</w:t>
+            </w:r>
+          </w:p>
+        </w:tc>
+        <w:tc>
+          <w:tcPr/>
+          <w:p>
+            <w:pPr>
+              <w:pStyle w:val="Compact"/>
+              <w:jc w:val="left"/>
+            </w:pPr>
+            <w:r>
+              <w:t xml:space="preserve">-</w:t>
+            </w:r>
+          </w:p>
+        </w:tc>
+        <w:tc>
+          <w:tcPr/>
+          <w:p>
+            <w:pPr>
+              <w:pStyle w:val="Compact"/>
+              <w:jc w:val="left"/>
+            </w:pPr>
+            <w:r>
+              <w:t xml:space="preserve">-</w:t>
+            </w:r>
+          </w:p>
+        </w:tc>
+        <w:tc>
+          <w:tcPr/>
+          <w:p>
+            <w:pPr>
+              <w:pStyle w:val="Compact"/>
+              <w:jc w:val="left"/>
+            </w:pPr>
+            <w:r>
+              <w:t xml:space="preserve">-</w:t>
+            </w:r>
+          </w:p>
+        </w:tc>
+      </w:tr>
+      <w:tr>
+        <w:tc>
+          <w:tcPr/>
+          <w:p>
+            <w:pPr>
+              <w:pStyle w:val="Compact"/>
+              <w:jc w:val="left"/>
+            </w:pPr>
+            <w:r>
+              <w:t xml:space="preserve">d(100)</w:t>
+            </w:r>
+          </w:p>
+        </w:tc>
+        <w:tc>
+          <w:tcPr/>
+          <w:p>
+            <w:pPr>
+              <w:pStyle w:val="Compact"/>
+              <w:jc w:val="left"/>
+            </w:pPr>
+            <w:r>
+              <w:t xml:space="preserve">(400)</w:t>
+            </w:r>
+          </w:p>
+        </w:tc>
+        <w:tc>
+          <w:tcPr/>
+          <w:p>
+            <w:pPr>
+              <w:pStyle w:val="Compact"/>
+              <w:jc w:val="left"/>
+            </w:pPr>
+            <w:r>
+              <w:t xml:space="preserve">-</w:t>
+            </w:r>
+          </w:p>
+        </w:tc>
+        <w:tc>
+          <w:tcPr/>
+          <w:p>
+            <w:pPr>
+              <w:pStyle w:val="Compact"/>
+              <w:jc w:val="left"/>
+            </w:pPr>
+            <w:r>
+              <w:t xml:space="preserve">-</w:t>
+            </w:r>
+          </w:p>
+        </w:tc>
+        <w:tc>
+          <w:tcPr/>
+          <w:p>
+            <w:pPr>
+              <w:pStyle w:val="Compact"/>
+              <w:jc w:val="left"/>
+            </w:pPr>
+            <w:r>
+              <w:t xml:space="preserve">-</w:t>
+            </w:r>
+          </w:p>
+        </w:tc>
+        <w:tc>
+          <w:tcPr/>
+          <w:p>
+            <w:pPr>
+              <w:pStyle w:val="Compact"/>
+              <w:jc w:val="left"/>
+            </w:pPr>
+            <w:r>
+              <w:t xml:space="preserve">+</w:t>
+            </w:r>
+          </w:p>
+        </w:tc>
+        <w:tc>
+          <w:tcPr/>
+          <w:p>
+            <w:pPr>
+              <w:pStyle w:val="Compact"/>
+              <w:jc w:val="left"/>
+            </w:pPr>
+            <w:r>
+              <w:t xml:space="preserve">+</w:t>
+            </w:r>
+          </w:p>
+        </w:tc>
+        <w:tc>
+          <w:tcPr/>
+          <w:p>
+            <w:pPr>
+              <w:pStyle w:val="Compact"/>
+              <w:jc w:val="left"/>
+            </w:pPr>
+            <w:r>
+              <w:t xml:space="preserve">-</w:t>
+            </w:r>
+          </w:p>
+        </w:tc>
+        <w:tc>
+          <w:tcPr/>
+          <w:p>
+            <w:pPr>
+              <w:pStyle w:val="Compact"/>
+              <w:jc w:val="left"/>
+            </w:pPr>
+            <w:r>
+              <w:t xml:space="preserve">-</w:t>
+            </w:r>
+          </w:p>
+        </w:tc>
+        <w:tc>
+          <w:tcPr/>
+          <w:p>
+            <w:pPr>
+              <w:pStyle w:val="Compact"/>
+              <w:jc w:val="left"/>
+            </w:pPr>
+            <w:r>
+              <w:t xml:space="preserve">-</w:t>
+            </w:r>
+          </w:p>
+        </w:tc>
+      </w:tr>
+      <w:tr>
+        <w:tc>
+          <w:tcPr/>
+          <w:p>
+            <w:pPr>
+              <w:pStyle w:val="Compact"/>
+              <w:jc w:val="left"/>
+            </w:pPr>
+            <w:r>
+              <w:t xml:space="preserve">d(100)</w:t>
+            </w:r>
+          </w:p>
+        </w:tc>
+        <w:tc>
+          <w:tcPr/>
+          <w:p>
+            <w:pPr>
+              <w:pStyle w:val="Compact"/>
+              <w:jc w:val="left"/>
+            </w:pPr>
+            <w:r>
+              <w:t xml:space="preserve">(500)</w:t>
+            </w:r>
+          </w:p>
+        </w:tc>
+        <w:tc>
+          <w:tcPr/>
+          <w:p>
+            <w:pPr>
+              <w:pStyle w:val="Compact"/>
+              <w:jc w:val="left"/>
+            </w:pPr>
+            <w:r>
+              <w:t xml:space="preserve">-</w:t>
+            </w:r>
+          </w:p>
+        </w:tc>
+        <w:tc>
+          <w:tcPr/>
+          <w:p>
+            <w:pPr>
+              <w:pStyle w:val="Compact"/>
+              <w:jc w:val="left"/>
+            </w:pPr>
+            <w:r>
+              <w:t xml:space="preserve">-</w:t>
+            </w:r>
+          </w:p>
+        </w:tc>
+        <w:tc>
+          <w:tcPr/>
+          <w:p>
+            <w:pPr>
+              <w:pStyle w:val="Compact"/>
+              <w:jc w:val="left"/>
+            </w:pPr>
+            <w:r>
+              <w:t xml:space="preserve">-</w:t>
+            </w:r>
+          </w:p>
+        </w:tc>
+        <w:tc>
+          <w:tcPr/>
+          <w:p>
+            <w:pPr>
+              <w:pStyle w:val="Compact"/>
+              <w:jc w:val="left"/>
+            </w:pPr>
+            <w:r>
+              <w:t xml:space="preserve">+</w:t>
+            </w:r>
+          </w:p>
+        </w:tc>
+        <w:tc>
+          <w:tcPr/>
+          <w:p>
+            <w:pPr>
+              <w:pStyle w:val="Compact"/>
+              <w:jc w:val="left"/>
+            </w:pPr>
+            <w:r>
+              <w:t xml:space="preserve">+</w:t>
+            </w:r>
+          </w:p>
+        </w:tc>
+        <w:tc>
+          <w:tcPr/>
+          <w:p>
+            <w:pPr>
+              <w:pStyle w:val="Compact"/>
+              <w:jc w:val="left"/>
+            </w:pPr>
+            <w:r>
+              <w:t xml:space="preserve">-</w:t>
+            </w:r>
+          </w:p>
+        </w:tc>
+        <w:tc>
+          <w:tcPr/>
+          <w:p>
+            <w:pPr>
+              <w:pStyle w:val="Compact"/>
+              <w:jc w:val="left"/>
+            </w:pPr>
+            <w:r>
+              <w:t xml:space="preserve">-</w:t>
+            </w:r>
+          </w:p>
+        </w:tc>
+        <w:tc>
+          <w:tcPr/>
+          <w:p>
+            <w:pPr>
+              <w:pStyle w:val="Compact"/>
+              <w:jc w:val="left"/>
+            </w:pPr>
+            <w:r>
+              <w:t xml:space="preserve">-</w:t>
+            </w:r>
+          </w:p>
+        </w:tc>
+      </w:tr>
+      <w:tr>
+        <w:tc>
+          <w:tcPr/>
+          <w:p>
+            <w:pPr>
+              <w:pStyle w:val="Compact"/>
+              <w:jc w:val="left"/>
+            </w:pPr>
+            <w:r>
+              <w:t xml:space="preserve">d(100)</w:t>
+            </w:r>
+          </w:p>
+        </w:tc>
+        <w:tc>
+          <w:tcPr/>
+          <w:p>
+            <w:pPr>
+              <w:pStyle w:val="Compact"/>
+              <w:jc w:val="left"/>
+            </w:pPr>
+            <w:r>
+              <w:t xml:space="preserve">(600)</w:t>
+            </w:r>
+          </w:p>
+        </w:tc>
+        <w:tc>
+          <w:tcPr/>
+          <w:p>
+            <w:pPr>
+              <w:pStyle w:val="Compact"/>
+              <w:jc w:val="left"/>
+            </w:pPr>
+            <w:r>
+              <w:t xml:space="preserve">-</w:t>
+            </w:r>
+          </w:p>
+        </w:tc>
+        <w:tc>
+          <w:tcPr/>
+          <w:p>
+            <w:pPr>
+              <w:pStyle w:val="Compact"/>
+              <w:jc w:val="left"/>
+            </w:pPr>
+            <w:r>
+              <w:t xml:space="preserve">-</w:t>
+            </w:r>
+          </w:p>
+        </w:tc>
+        <w:tc>
+          <w:tcPr/>
+          <w:p>
+            <w:pPr>
+              <w:pStyle w:val="Compact"/>
+              <w:jc w:val="left"/>
+            </w:pPr>
+            <w:r>
+              <w:t xml:space="preserve">+</w:t>
+            </w:r>
+          </w:p>
+        </w:tc>
+        <w:tc>
+          <w:tcPr/>
+          <w:p>
+            <w:pPr>
+              <w:pStyle w:val="Compact"/>
+              <w:jc w:val="left"/>
+            </w:pPr>
+            <w:r>
+              <w:t xml:space="preserve">+</w:t>
+            </w:r>
+          </w:p>
+        </w:tc>
+        <w:tc>
+          <w:tcPr/>
+          <w:p>
+            <w:pPr>
+              <w:pStyle w:val="Compact"/>
+              <w:jc w:val="left"/>
+            </w:pPr>
+            <w:r>
+              <w:t xml:space="preserve">+</w:t>
+            </w:r>
+          </w:p>
+        </w:tc>
+        <w:tc>
+          <w:tcPr/>
+          <w:p>
+            <w:pPr>
+              <w:pStyle w:val="Compact"/>
+              <w:jc w:val="left"/>
+            </w:pPr>
+            <w:r>
+              <w:t xml:space="preserve">-</w:t>
+            </w:r>
+          </w:p>
+        </w:tc>
+        <w:tc>
+          <w:tcPr/>
+          <w:p>
+            <w:pPr>
+              <w:pStyle w:val="Compact"/>
+              <w:jc w:val="left"/>
+            </w:pPr>
+            <w:r>
+              <w:t xml:space="preserve">-</w:t>
+            </w:r>
+          </w:p>
+        </w:tc>
+        <w:tc>
+          <w:tcPr/>
+          <w:p>
+            <w:pPr>
+              <w:pStyle w:val="Compact"/>
+              <w:jc w:val="left"/>
+            </w:pPr>
+            <w:r>
+              <w:t xml:space="preserve">-</w:t>
+            </w:r>
+          </w:p>
+        </w:tc>
+      </w:tr>
+      <w:tr>
+        <w:tc>
+          <w:tcPr/>
+          <w:p>
+            <w:pPr>
+              <w:pStyle w:val="Compact"/>
+              <w:jc w:val="left"/>
+            </w:pPr>
+            <w:r>
+              <w:t xml:space="preserve">d(100)</w:t>
+            </w:r>
+          </w:p>
+        </w:tc>
+        <w:tc>
+          <w:tcPr/>
+          <w:p>
+            <w:pPr>
+              <w:pStyle w:val="Compact"/>
+              <w:jc w:val="left"/>
+            </w:pPr>
+            <w:r>
+              <w:t xml:space="preserve">(700)</w:t>
+            </w:r>
+          </w:p>
+        </w:tc>
+        <w:tc>
+          <w:tcPr/>
+          <w:p>
+            <w:pPr>
+              <w:pStyle w:val="Compact"/>
+              <w:jc w:val="left"/>
+            </w:pPr>
+            <w:r>
+              <w:t xml:space="preserve">-</w:t>
+            </w:r>
+          </w:p>
+        </w:tc>
+        <w:tc>
+          <w:tcPr/>
+          <w:p>
+            <w:pPr>
+              <w:pStyle w:val="Compact"/>
+              <w:jc w:val="left"/>
+            </w:pPr>
+            <w:r>
+              <w:t xml:space="preserve">-</w:t>
+            </w:r>
+          </w:p>
+        </w:tc>
+        <w:tc>
+          <w:tcPr/>
+          <w:p>
+            <w:pPr>
+              <w:pStyle w:val="Compact"/>
+              <w:jc w:val="left"/>
+            </w:pPr>
+            <w:r>
+              <w:t xml:space="preserve">+</w:t>
+            </w:r>
+          </w:p>
+        </w:tc>
+        <w:tc>
+          <w:tcPr/>
+          <w:p>
+            <w:pPr>
+              <w:pStyle w:val="Compact"/>
+              <w:jc w:val="left"/>
+            </w:pPr>
+            <w:r>
+              <w:t xml:space="preserve">+</w:t>
+            </w:r>
+          </w:p>
+        </w:tc>
+        <w:tc>
+          <w:tcPr/>
+          <w:p>
+            <w:pPr>
+              <w:pStyle w:val="Compact"/>
+              <w:jc w:val="left"/>
+            </w:pPr>
+            <w:r>
+              <w:t xml:space="preserve">+</w:t>
+            </w:r>
+          </w:p>
+        </w:tc>
+        <w:tc>
+          <w:tcPr/>
+          <w:p>
+            <w:pPr>
+              <w:pStyle w:val="Compact"/>
+              <w:jc w:val="left"/>
+            </w:pPr>
+            <w:r>
+              <w:t xml:space="preserve">-</w:t>
+            </w:r>
+          </w:p>
+        </w:tc>
+        <w:tc>
+          <w:tcPr/>
+          <w:p>
+            <w:pPr>
+              <w:pStyle w:val="Compact"/>
+              <w:jc w:val="left"/>
+            </w:pPr>
+            <w:r>
+              <w:t xml:space="preserve">-</w:t>
+            </w:r>
+          </w:p>
+        </w:tc>
+        <w:tc>
+          <w:tcPr/>
+          <w:p>
+            <w:pPr>
+              <w:pStyle w:val="Compact"/>
+              <w:jc w:val="left"/>
+            </w:pPr>
+            <w:r>
+              <w:t xml:space="preserve">-</w:t>
+            </w:r>
+          </w:p>
+        </w:tc>
+      </w:tr>
+    </w:tbl>
+    <w:p>
+      <w:pPr>
+        <w:pStyle w:val="BodyText"/>
+      </w:pPr>
+      <w:r>
+        <w:t xml:space="preserve">Таблица 2.1 «Установленные права и разрешённые действия»</w:t>
+      </w:r>
+    </w:p>
+    <w:bookmarkEnd w:id="65"/>
+    <w:bookmarkStart w:id="66" w:name="заполнение-таблицы-2.2"/>
+    <w:p>
+      <w:pPr>
+        <w:pStyle w:val="Heading2"/>
+      </w:pPr>
+      <w:r>
+        <w:rPr>
+          <w:rStyle w:val="SectionNumber"/>
+        </w:rPr>
+        <w:t xml:space="preserve">3.3</w:t>
+      </w:r>
+      <w:r>
+        <w:tab/>
+      </w:r>
+      <w:r>
+        <w:t xml:space="preserve">Заполнение таблицы 2.2</w:t>
+      </w:r>
+    </w:p>
+    <w:tbl>
+      <w:tblPr>
+        <w:tblStyle w:val="Table"/>
+        <w:tblW w:type="pct" w:w="5000"/>
+        <w:tblLook w:firstRow="1" w:lastRow="0" w:firstColumn="0" w:lastColumn="0" w:noHBand="0" w:noVBand="0" w:val="0020"/>
+        <w:jc w:val="start"/>
+      </w:tblPr>
+      <w:tblGrid>
+        <w:gridCol w:w="1147"/>
+        <w:gridCol w:w="3673"/>
+        <w:gridCol w:w="3099"/>
+      </w:tblGrid>
+      <w:tr>
+        <w:trPr>
+          <w:tblHeader w:val="true"/>
+        </w:trPr>
+        <w:tc>
+          <w:tcPr/>
+          <w:p>
+            <w:pPr>
+              <w:pStyle w:val="Compact"/>
+              <w:jc w:val="left"/>
+            </w:pPr>
+            <w:r>
+              <w:t xml:space="preserve">Операция</w:t>
+            </w:r>
+          </w:p>
+        </w:tc>
+        <w:tc>
+          <w:tcPr/>
+          <w:p>
+            <w:pPr>
+              <w:pStyle w:val="Compact"/>
+              <w:jc w:val="left"/>
+            </w:pPr>
+            <w:r>
+              <w:t xml:space="preserve">Минимальные права на директорию</w:t>
+            </w:r>
+          </w:p>
+        </w:tc>
+        <w:tc>
+          <w:tcPr/>
+          <w:p>
+            <w:pPr>
+              <w:pStyle w:val="Compact"/>
+              <w:jc w:val="left"/>
+            </w:pPr>
+            <w:r>
+              <w:t xml:space="preserve">Минимальные права на файл</w:t>
+            </w:r>
+          </w:p>
+        </w:tc>
+      </w:tr>
+      <w:tr>
+        <w:tc>
+          <w:tcPr/>
+          <w:p>
+            <w:pPr>
+              <w:pStyle w:val="Compact"/>
+              <w:jc w:val="left"/>
+            </w:pPr>
+            <w:r>
+              <w:t xml:space="preserve">Создание файла</w:t>
+            </w:r>
+          </w:p>
+        </w:tc>
+        <w:tc>
+          <w:tcPr/>
+          <w:p>
+            <w:pPr>
+              <w:pStyle w:val="Compact"/>
+              <w:jc w:val="left"/>
+            </w:pPr>
+            <w:r>
+              <w:t xml:space="preserve">d(300)</w:t>
+            </w:r>
+          </w:p>
+        </w:tc>
+        <w:tc>
+          <w:tcPr/>
+          <w:p>
+            <w:pPr>
+              <w:pStyle w:val="Compact"/>
+              <w:jc w:val="left"/>
+            </w:pPr>
+            <w:r>
+              <w:t xml:space="preserve">—</w:t>
+            </w:r>
+          </w:p>
+        </w:tc>
+      </w:tr>
+      <w:tr>
+        <w:tc>
+          <w:tcPr/>
+          <w:p>
+            <w:pPr>
+              <w:pStyle w:val="Compact"/>
+              <w:jc w:val="left"/>
+            </w:pPr>
+            <w:r>
+              <w:t xml:space="preserve">Удаление файла</w:t>
+            </w:r>
+          </w:p>
+        </w:tc>
+        <w:tc>
+          <w:tcPr/>
+          <w:p>
+            <w:pPr>
+              <w:pStyle w:val="Compact"/>
+              <w:jc w:val="left"/>
+            </w:pPr>
+            <w:r>
+              <w:t xml:space="preserve">d(300)</w:t>
+            </w:r>
+          </w:p>
+        </w:tc>
+        <w:tc>
+          <w:tcPr/>
+          <w:p>
+            <w:pPr>
+              <w:pStyle w:val="Compact"/>
+              <w:jc w:val="left"/>
+            </w:pPr>
+            <w:r>
+              <w:t xml:space="preserve">—</w:t>
+            </w:r>
+          </w:p>
+        </w:tc>
+      </w:tr>
+      <w:tr>
+        <w:tc>
+          <w:tcPr/>
+          <w:p>
+            <w:pPr>
+              <w:pStyle w:val="Compact"/>
+              <w:jc w:val="left"/>
+            </w:pPr>
+            <w:r>
+              <w:t xml:space="preserve">Чтение файла</w:t>
+            </w:r>
+          </w:p>
+        </w:tc>
+        <w:tc>
+          <w:tcPr/>
+          <w:p>
+            <w:pPr>
+              <w:pStyle w:val="Compact"/>
+              <w:jc w:val="left"/>
+            </w:pPr>
+            <w:r>
+              <w:t xml:space="preserve">d(100)</w:t>
+            </w:r>
+          </w:p>
+        </w:tc>
+        <w:tc>
+          <w:tcPr/>
+          <w:p>
+            <w:pPr>
+              <w:pStyle w:val="Compact"/>
+              <w:jc w:val="left"/>
+            </w:pPr>
+            <w:r>
+              <w:t xml:space="preserve">(400)</w:t>
+            </w:r>
+          </w:p>
+        </w:tc>
+      </w:tr>
+      <w:tr>
+        <w:tc>
+          <w:tcPr/>
+          <w:p>
+            <w:pPr>
+              <w:pStyle w:val="Compact"/>
+              <w:jc w:val="left"/>
+            </w:pPr>
+            <w:r>
+              <w:t xml:space="preserve">Запись в файл</w:t>
+            </w:r>
+          </w:p>
+        </w:tc>
+        <w:tc>
+          <w:tcPr/>
+          <w:p>
+            <w:pPr>
+              <w:pStyle w:val="Compact"/>
+              <w:jc w:val="left"/>
+            </w:pPr>
+            <w:r>
+              <w:t xml:space="preserve">d(100)</w:t>
+            </w:r>
+          </w:p>
+        </w:tc>
+        <w:tc>
+          <w:tcPr/>
+          <w:p>
+            <w:pPr>
+              <w:pStyle w:val="Compact"/>
+              <w:jc w:val="left"/>
+            </w:pPr>
+            <w:r>
+              <w:t xml:space="preserve">(200)</w:t>
+            </w:r>
+          </w:p>
+        </w:tc>
+      </w:tr>
+      <w:tr>
+        <w:tc>
+          <w:tcPr/>
+          <w:p>
+            <w:pPr>
+              <w:pStyle w:val="Compact"/>
+              <w:jc w:val="left"/>
+            </w:pPr>
+            <w:r>
+              <w:t xml:space="preserve">Переименование файла</w:t>
+            </w:r>
+          </w:p>
+        </w:tc>
+        <w:tc>
+          <w:tcPr/>
+          <w:p>
+            <w:pPr>
+              <w:pStyle w:val="Compact"/>
+              <w:jc w:val="left"/>
+            </w:pPr>
+            <w:r>
+              <w:t xml:space="preserve">d(300)</w:t>
+            </w:r>
+          </w:p>
+        </w:tc>
+        <w:tc>
+          <w:tcPr/>
+          <w:p>
+            <w:pPr>
+              <w:pStyle w:val="Compact"/>
+              <w:jc w:val="left"/>
+            </w:pPr>
+            <w:r>
+              <w:t xml:space="preserve">—</w:t>
+            </w:r>
+          </w:p>
+        </w:tc>
+      </w:tr>
+      <w:tr>
+        <w:tc>
+          <w:tcPr/>
+          <w:p>
+            <w:pPr>
+              <w:pStyle w:val="Compact"/>
+              <w:jc w:val="left"/>
+            </w:pPr>
+            <w:r>
+              <w:t xml:space="preserve">Создание поддиректории</w:t>
+            </w:r>
+          </w:p>
+        </w:tc>
+        <w:tc>
+          <w:tcPr/>
+          <w:p>
+            <w:pPr>
+              <w:pStyle w:val="Compact"/>
+              <w:jc w:val="left"/>
+            </w:pPr>
+            <w:r>
+              <w:t xml:space="preserve">d(300)</w:t>
+            </w:r>
+          </w:p>
+        </w:tc>
+        <w:tc>
+          <w:tcPr/>
+          <w:p>
+            <w:pPr>
+              <w:pStyle w:val="Compact"/>
+              <w:jc w:val="left"/>
+            </w:pPr>
+            <w:r>
+              <w:t xml:space="preserve">—</w:t>
+            </w:r>
+          </w:p>
+        </w:tc>
+      </w:tr>
+      <w:tr>
+        <w:tc>
+          <w:tcPr/>
+          <w:p>
+            <w:pPr>
+              <w:pStyle w:val="Compact"/>
+              <w:jc w:val="left"/>
+            </w:pPr>
+            <w:r>
+              <w:t xml:space="preserve">Удаление поддиректории</w:t>
+            </w:r>
+          </w:p>
+        </w:tc>
+        <w:tc>
+          <w:tcPr/>
+          <w:p>
+            <w:pPr>
+              <w:pStyle w:val="Compact"/>
+              <w:jc w:val="left"/>
+            </w:pPr>
+            <w:r>
+              <w:t xml:space="preserve">d(300)</w:t>
+            </w:r>
+          </w:p>
+        </w:tc>
+        <w:tc>
+          <w:tcPr/>
+          <w:p>
+            <w:pPr>
+              <w:pStyle w:val="Compact"/>
+              <w:jc w:val="left"/>
+            </w:pPr>
+            <w:r>
+              <w:t xml:space="preserve">—</w:t>
+            </w:r>
+          </w:p>
+        </w:tc>
+      </w:tr>
+      <w:tr>
+        <w:tc>
+          <w:tcPr/>
+          <w:p>
+            <w:pPr>
+              <w:pStyle w:val="Compact"/>
+              <w:jc w:val="left"/>
+            </w:pPr>
+            <w:r>
+              <w:t xml:space="preserve">Просмотр содержимого (ls)</w:t>
+            </w:r>
+          </w:p>
+        </w:tc>
+        <w:tc>
+          <w:tcPr/>
+          <w:p>
+            <w:pPr>
+              <w:pStyle w:val="Compact"/>
+              <w:jc w:val="left"/>
+            </w:pPr>
+            <w:r>
+              <w:t xml:space="preserve">d(400)</w:t>
+            </w:r>
+          </w:p>
+        </w:tc>
+        <w:tc>
+          <w:tcPr/>
+          <w:p>
+            <w:pPr>
+              <w:pStyle w:val="Compact"/>
+              <w:jc w:val="left"/>
+            </w:pPr>
+            <w:r>
+              <w:t xml:space="preserve">—</w:t>
+            </w:r>
+          </w:p>
+        </w:tc>
+      </w:tr>
+      <w:tr>
+        <w:tc>
+          <w:tcPr/>
+          <w:p>
+            <w:pPr>
+              <w:pStyle w:val="Compact"/>
+              <w:jc w:val="left"/>
+            </w:pPr>
+            <w:r>
+              <w:t xml:space="preserve">Вход в директорию (cd)</w:t>
+            </w:r>
+          </w:p>
+        </w:tc>
+        <w:tc>
+          <w:tcPr/>
+          <w:p>
+            <w:pPr>
+              <w:pStyle w:val="Compact"/>
+              <w:jc w:val="left"/>
+            </w:pPr>
+            <w:r>
+              <w:t xml:space="preserve">d(100) -</w:t>
+            </w:r>
+          </w:p>
+        </w:tc>
+        <w:tc>
+          <w:tcPr/>
+          <w:p>
+            <w:pPr>
+              <w:pStyle w:val="Compact"/>
+              <w:jc w:val="left"/>
+            </w:pPr>
+            <w:r>
+              <w:t xml:space="preserve">—</w:t>
+            </w:r>
+          </w:p>
+        </w:tc>
+      </w:tr>
+    </w:tbl>
+    <w:bookmarkEnd w:id="66"/>
+    <w:bookmarkEnd w:id="67"/>
+    <w:bookmarkStart w:id="68" w:name="выводы"/>
+    <w:p>
+      <w:pPr>
+        <w:pStyle w:val="Heading1"/>
+      </w:pPr>
+      <w:r>
+        <w:rPr>
+          <w:rStyle w:val="SectionNumber"/>
+        </w:rPr>
+        <w:t xml:space="preserve">4</w:t>
+      </w:r>
+      <w:r>
+        <w:tab/>
+      </w:r>
+      <w:r>
         <w:t xml:space="preserve">Выводы</w:t>
       </w:r>
     </w:p>
@@ -657,112 +3652,10 @@
         <w:pStyle w:val="FirstParagraph"/>
       </w:pPr>
       <w:r>
-        <w:t xml:space="preserve">Здесь кратко описываются итоги проделанной работы.</w:t>
-      </w:r>
-    </w:p>
-    <w:bookmarkEnd w:id="27"/>
-    <w:bookmarkStart w:id="34" w:name="список-литературы"/>
-    <w:p>
-      <w:pPr>
-        <w:pStyle w:val="Heading1"/>
-      </w:pPr>
-      <w:r>
-        <w:t xml:space="preserve">Список литературы</w:t>
-      </w:r>
-    </w:p>
-    <w:bookmarkStart w:id="33" w:name="refs"/>
-    <w:bookmarkStart w:id="28" w:name="ref-tanenbaum_book_modern-os_ru"/>
-    <w:p>
-      <w:pPr>
-        <w:pStyle w:val="Bibliography"/>
-      </w:pPr>
-      <w:r>
-        <w:t xml:space="preserve">1.</w:t>
-      </w:r>
-      <w:r>
-        <w:t xml:space="preserve"> </w:t>
-      </w:r>
-      <w:r>
-        <w:t xml:space="preserve">	</w:t>
-      </w:r>
-      <w:r>
-        <w:t xml:space="preserve">Таненбаум Э., Бос Х. Современные операционные системы. 4-е изд. СПб.: Питер, 2015. 1120 с.</w:t>
-      </w:r>
-    </w:p>
-    <w:bookmarkEnd w:id="28"/>
-    <w:bookmarkStart w:id="29" w:name="ref-robbins_book_bash_en"/>
-    <w:p>
-      <w:pPr>
-        <w:pStyle w:val="Bibliography"/>
-      </w:pPr>
-      <w:r>
-        <w:t xml:space="preserve">2.</w:t>
-      </w:r>
-      <w:r>
-        <w:t xml:space="preserve"> </w:t>
-      </w:r>
-      <w:r>
-        <w:t xml:space="preserve">	</w:t>
-      </w:r>
-      <w:r>
-        <w:t xml:space="preserve">Robbins A. Bash Pocket Reference. O’Reilly Media, 2016. 156 с.</w:t>
-      </w:r>
-    </w:p>
-    <w:bookmarkEnd w:id="29"/>
-    <w:bookmarkStart w:id="30" w:name="ref-zarrelli_book_mastering-bash_en"/>
-    <w:p>
-      <w:pPr>
-        <w:pStyle w:val="Bibliography"/>
-      </w:pPr>
-      <w:r>
-        <w:t xml:space="preserve">3.</w:t>
-      </w:r>
-      <w:r>
-        <w:t xml:space="preserve"> </w:t>
-      </w:r>
-      <w:r>
-        <w:t xml:space="preserve">	</w:t>
-      </w:r>
-      <w:r>
-        <w:t xml:space="preserve">Zarrelli G. Mastering Bash. Packt Publishing, 2017. 502 с.</w:t>
-      </w:r>
-    </w:p>
-    <w:bookmarkEnd w:id="30"/>
-    <w:bookmarkStart w:id="32" w:name="ref-newham_book_learning-bash_en"/>
-    <w:p>
-      <w:pPr>
-        <w:pStyle w:val="Bibliography"/>
-      </w:pPr>
-      <w:r>
-        <w:t xml:space="preserve">4.</w:t>
-      </w:r>
-      <w:r>
-        <w:t xml:space="preserve"> </w:t>
-      </w:r>
-      <w:r>
-        <w:t xml:space="preserve">	</w:t>
-      </w:r>
-      <w:r>
-        <w:t xml:space="preserve">Newham C.</w:t>
-      </w:r>
-      <w:r>
-        <w:t xml:space="preserve"> </w:t>
-      </w:r>
-      <w:hyperlink r:id="rId31">
-        <w:r>
-          <w:rPr>
-            <w:rStyle w:val="Hyperlink"/>
-          </w:rPr>
-          <w:t xml:space="preserve">Learning the bash Shell: Unix Shell Programming</w:t>
-        </w:r>
-      </w:hyperlink>
-      <w:r>
-        <w:t xml:space="preserve">. O’Reilly Media, 2005. 354 с.</w:t>
-      </w:r>
-    </w:p>
-    <w:bookmarkEnd w:id="32"/>
-    <w:bookmarkEnd w:id="33"/>
-    <w:bookmarkEnd w:id="34"/>
+        <w:t xml:space="preserve">Выполнив работу, я получила практические навыки работы с атрибутами файлов в консоли и закрепила теорию дискреционного разграничения доступа в Linux.</w:t>
+      </w:r>
+    </w:p>
+    <w:bookmarkEnd w:id="68"/>
     <w:sectPr/>
   </w:body>
 </w:document>
@@ -869,8 +3762,123 @@
       </w:pPr>
     </w:lvl>
   </w:abstractNum>
+  <w:abstractNum w:abstractNumId="99411">
+    <w:nsid w:val="A99411"/>
+    <w:multiLevelType w:val="multilevel"/>
+    <w:lvl w:ilvl="0">
+      <w:start w:val="1"/>
+      <w:numFmt w:val="decimal"/>
+      <w:lvlText w:val="%1."/>
+      <w:lvlJc w:val="left"/>
+      <w:pPr>
+        <w:ind w:left="720" w:hanging="480"/>
+      </w:pPr>
+    </w:lvl>
+    <w:lvl w:ilvl="1">
+      <w:start w:val="1"/>
+      <w:numFmt w:val="decimal"/>
+      <w:lvlText w:val="%2."/>
+      <w:lvlJc w:val="left"/>
+      <w:pPr>
+        <w:ind w:left="1440" w:hanging="480"/>
+      </w:pPr>
+    </w:lvl>
+    <w:lvl w:ilvl="2">
+      <w:start w:val="1"/>
+      <w:numFmt w:val="decimal"/>
+      <w:lvlText w:val="%3."/>
+      <w:lvlJc w:val="left"/>
+      <w:pPr>
+        <w:ind w:left="2160" w:hanging="480"/>
+      </w:pPr>
+    </w:lvl>
+    <w:lvl w:ilvl="3">
+      <w:start w:val="1"/>
+      <w:numFmt w:val="decimal"/>
+      <w:lvlText w:val="%4."/>
+      <w:lvlJc w:val="left"/>
+      <w:pPr>
+        <w:ind w:left="2880" w:hanging="480"/>
+      </w:pPr>
+    </w:lvl>
+    <w:lvl w:ilvl="4">
+      <w:start w:val="1"/>
+      <w:numFmt w:val="decimal"/>
+      <w:lvlText w:val="%5."/>
+      <w:lvlJc w:val="left"/>
+      <w:pPr>
+        <w:ind w:left="3600" w:hanging="480"/>
+      </w:pPr>
+    </w:lvl>
+    <w:lvl w:ilvl="5">
+      <w:start w:val="1"/>
+      <w:numFmt w:val="decimal"/>
+      <w:lvlText w:val="%6."/>
+      <w:lvlJc w:val="left"/>
+      <w:pPr>
+        <w:ind w:left="4320" w:hanging="480"/>
+      </w:pPr>
+    </w:lvl>
+    <w:lvl w:ilvl="6">
+      <w:start w:val="1"/>
+      <w:numFmt w:val="decimal"/>
+      <w:lvlText w:val="%7."/>
+      <w:lvlJc w:val="left"/>
+      <w:pPr>
+        <w:ind w:left="5040" w:hanging="480"/>
+      </w:pPr>
+    </w:lvl>
+    <w:lvl w:ilvl="7">
+      <w:start w:val="1"/>
+      <w:numFmt w:val="decimal"/>
+      <w:lvlText w:val="%8."/>
+      <w:lvlJc w:val="left"/>
+      <w:pPr>
+        <w:ind w:left="5760" w:hanging="480"/>
+      </w:pPr>
+    </w:lvl>
+    <w:lvl w:ilvl="8">
+      <w:start w:val="1"/>
+      <w:numFmt w:val="decimal"/>
+      <w:lvlText w:val="%9."/>
+      <w:lvlJc w:val="left"/>
+      <w:pPr>
+        <w:ind w:left="6480" w:hanging="480"/>
+      </w:pPr>
+    </w:lvl>
+  </w:abstractNum>
   <w:num w:numId="1000">
     <w:abstractNumId w:val="990"/>
+  </w:num>
+  <w:num w:numId="1001">
+    <w:abstractNumId w:val="99411"/>
+    <w:lvlOverride w:ilvl="0">
+      <w:startOverride w:val="1"/>
+    </w:lvlOverride>
+    <w:lvlOverride w:ilvl="1">
+      <w:startOverride w:val="1"/>
+    </w:lvlOverride>
+    <w:lvlOverride w:ilvl="2">
+      <w:startOverride w:val="1"/>
+    </w:lvlOverride>
+    <w:lvlOverride w:ilvl="3">
+      <w:startOverride w:val="1"/>
+    </w:lvlOverride>
+    <w:lvlOverride w:ilvl="4">
+      <w:startOverride w:val="1"/>
+    </w:lvlOverride>
+    <w:lvlOverride w:ilvl="5">
+      <w:startOverride w:val="1"/>
+    </w:lvlOverride>
+    <w:lvlOverride w:ilvl="6">
+      <w:startOverride w:val="1"/>
+    </w:lvlOverride>
+    <w:lvlOverride w:ilvl="7">
+      <w:startOverride w:val="1"/>
+    </w:lvlOverride>
+    <w:lvlOverride w:ilvl="8">
+      <w:startOverride w:val="1"/>
+    </w:lvlOverride>
   </w:num>
 </w:numbering>
 </file>
@@ -1225,18 +4233,6 @@
     <w:uiPriority w:val="9"/>
     <w:unhideWhenUsed/>
     <w:qFormat/>
-  </w:style>
-  <w:style w:styleId="FootnoteBlockText" w:type="paragraph">
-    <w:name w:val="Footnote Block Text"/>
-    <w:basedOn w:val="Footnote Text"/>
-    <w:next w:val="Footnote Text"/>
-    <w:uiPriority w:val="9"/>
-    <w:unhideWhenUsed/>
-    <w:qFormat/>
-    <w:pPr>
-      <w:spacing w:after="100" w:before="100"/>
-      <w:ind w:firstLine="0" w:left="480" w:right="480"/>
-    </w:pPr>
   </w:style>
   <w:style w:default="1" w:styleId="DefaultParagraphFont" w:type="character">
     <w:name w:val="Default Paragraph Font"/>
